--- a/抽離教學_數學/初三數學/融合班講義練習/06_二次函數與方程及應用/練習_二次函數與方程及應用_融合版.docx
+++ b/抽離教學_數學/初三數學/融合班講義練習/06_二次函數與方程及應用/練習_二次函數與方程及應用_融合版.docx
@@ -1349,6 +1349,1776 @@
     </w:p>
     <w:p>
       <w:pPr>
+        <w:pageBreakBefore/>
+        <w:keepNext/>
+        <w:spacing w:line="360" w:lineRule="auto" w:after="80"/>
+        <w:jc w:val="left"/>
+      </w:pPr>
+      <w:r>
+        <w:rPr>
+          <w:rFonts w:ascii="Calibri" w:hAnsi="Calibri" w:eastAsia="微軟正黑體"/>
+          <w:b/>
+          <w:bCs/>
+          <w:sz w:val="28"/>
+          <w:szCs w:val="28"/>
+        </w:rPr>
+        <w:t xml:space="preserve">四、圖像法解一元二次不等式（丙班加節）</w:t>
+      </w:r>
+    </w:p>
+    <w:p>
+      <w:pPr>
+        <w:spacing w:line="360" w:lineRule="auto" w:after="80"/>
+        <w:shd w:val="clear" w:color="auto" w:fill="F0F0F0"/>
+        <w:pBdr>
+          <w:left w:val="single" w:sz="18" w:space="8" w:color="555555"/>
+        </w:pBdr>
+        <w:jc w:val="left"/>
+      </w:pPr>
+      <w:r>
+        <w:rPr>
+          <w:rFonts w:ascii="Calibri" w:hAnsi="Calibri" w:eastAsia="微軟正黑體"/>
+          <w:sz w:val="24"/>
+          <w:szCs w:val="24"/>
+        </w:rPr>
+        <w:t xml:space="preserve">固定四步：畫草圖 → 標兩交點 → 看開口 → 讀區間。不肯定就先看《課堂講義》§三 的範例一。</w:t>
+      </w:r>
+    </w:p>
+    <w:p>
+      <w:pPr>
+        <w:keepNext/>
+        <w:spacing w:line="360" w:lineRule="auto" w:after="80"/>
+        <w:jc w:val="left"/>
+      </w:pPr>
+      <w:r>
+        <w:rPr>
+          <w:rFonts w:ascii="Calibri" w:hAnsi="Calibri" w:eastAsia="微軟正黑體"/>
+          <w:b/>
+          <w:bCs/>
+          <w:sz w:val="28"/>
+          <w:szCs w:val="28"/>
+        </w:rPr>
+        <w:t xml:space="preserve">4-A　由圖讀解集（★☆☆）</w:t>
+      </w:r>
+    </w:p>
+    <w:tbl>
+      <w:tblPr>
+        <w:tblW w:w="11338" w:type="dxa"/>
+        <w:tblBorders>
+          <w:top w:val="single" w:sz="4" w:space="0" w:color="000000"/>
+          <w:left w:val="single" w:sz="4" w:space="0" w:color="000000"/>
+          <w:bottom w:val="single" w:sz="4" w:space="0" w:color="000000"/>
+          <w:right w:val="single" w:sz="4" w:space="0" w:color="000000"/>
+          <w:insideH w:val="single" w:sz="4" w:space="0" w:color="000000"/>
+          <w:insideV w:val="single" w:sz="4" w:space="0" w:color="000000"/>
+        </w:tblBorders>
+        <w:tblLayout w:type="fixed"/>
+      </w:tblPr>
+      <w:tblGrid>
+        <w:gridCol w:w="6802"/>
+        <w:gridCol w:w="4536"/>
+      </w:tblGrid>
+      <w:tr>
+        <w:trPr>
+          <w:cantSplit/>
+        </w:trPr>
+        <w:tc>
+          <w:tcPr>
+            <w:tcW w:w="6802" w:type="dxa"/>
+            <w:tcBorders>
+              <w:top w:val="single" w:sz="4" w:color="000000"/>
+              <w:left w:val="single" w:sz="4" w:color="000000"/>
+              <w:bottom w:val="single" w:sz="4" w:color="000000"/>
+              <w:right w:val="nil" w:sz="4" w:color="000000"/>
+            </w:tcBorders>
+            <w:tcMar>
+              <w:top w:w="70" w:type="dxa"/>
+              <w:left w:w="110" w:type="dxa"/>
+              <w:bottom w:w="70" w:type="dxa"/>
+              <w:right w:w="110" w:type="dxa"/>
+            </w:tcMar>
+            <w:vAlign w:val="top"/>
+          </w:tcPr>
+          <w:p>
+            <w:pPr>
+              <w:spacing w:line="360" w:lineRule="auto" w:after="80"/>
+              <w:jc w:val="left"/>
+            </w:pPr>
+            <w:r>
+              <w:rPr>
+                <w:rFonts w:ascii="Calibri" w:hAnsi="Calibri" w:eastAsia="微軟正黑體"/>
+                <w:sz w:val="24"/>
+                <w:szCs w:val="24"/>
+              </w:rPr>
+              <w:t xml:space="preserve">9．右圖是 </w:t>
+            </w:r>
+            <m:oMath>
+              <m:r>
+                <m:t xml:space="preserve">y</m:t>
+              </m:r>
+              <m:r>
+                <m:t xml:space="preserve">=</m:t>
+              </m:r>
+              <m:sSup>
+                <m:e>
+                  <m:r>
+                    <m:t xml:space="preserve">x</m:t>
+                  </m:r>
+                </m:e>
+                <m:sup>
+                  <m:r>
+                    <m:t xml:space="preserve">2</m:t>
+                  </m:r>
+                </m:sup>
+              </m:sSup>
+              <m:r>
+                <m:t xml:space="preserve">+</m:t>
+              </m:r>
+              <m:r>
+                <m:t xml:space="preserve">x</m:t>
+              </m:r>
+              <m:r>
+                <m:t xml:space="preserve">−</m:t>
+              </m:r>
+              <m:r>
+                <m:t xml:space="preserve">2</m:t>
+              </m:r>
+            </m:oMath>
+            <w:r>
+              <w:rPr>
+                <w:rFonts w:ascii="Calibri" w:hAnsi="Calibri" w:eastAsia="微軟正黑體"/>
+                <w:sz w:val="24"/>
+                <w:szCs w:val="24"/>
+              </w:rPr>
+              <w:t xml:space="preserve"> 的草圖，它與 x 軸交於 x ＝ −2 及 x ＝ 1。</w:t>
+            </w:r>
+          </w:p>
+          <w:p>
+            <w:pPr>
+              <w:spacing w:line="360" w:lineRule="auto" w:after="80"/>
+              <w:jc w:val="left"/>
+            </w:pPr>
+            <w:r>
+              <w:rPr>
+                <w:rFonts w:ascii="Calibri" w:hAnsi="Calibri" w:eastAsia="微軟正黑體"/>
+                <w:sz w:val="24"/>
+                <w:szCs w:val="24"/>
+              </w:rPr>
+              <w:t xml:space="preserve">由圖寫出 </w:t>
+            </w:r>
+            <m:oMath>
+              <m:sSup>
+                <m:e>
+                  <m:r>
+                    <m:t xml:space="preserve">x</m:t>
+                  </m:r>
+                </m:e>
+                <m:sup>
+                  <m:r>
+                    <m:t xml:space="preserve">2</m:t>
+                  </m:r>
+                </m:sup>
+              </m:sSup>
+              <m:r>
+                <m:t xml:space="preserve">+</m:t>
+              </m:r>
+              <m:r>
+                <m:t xml:space="preserve">x</m:t>
+              </m:r>
+              <m:r>
+                <m:t xml:space="preserve">−</m:t>
+              </m:r>
+              <m:r>
+                <m:t xml:space="preserve">2</m:t>
+              </m:r>
+              <m:r>
+                <m:t xml:space="preserve">&lt;</m:t>
+              </m:r>
+              <m:r>
+                <m:t xml:space="preserve">0</m:t>
+              </m:r>
+            </m:oMath>
+            <w:r>
+              <w:rPr>
+                <w:rFonts w:ascii="Calibri" w:hAnsi="Calibri" w:eastAsia="微軟正黑體"/>
+                <w:sz w:val="24"/>
+                <w:szCs w:val="24"/>
+              </w:rPr>
+              <w:t xml:space="preserve"> 的解集。</w:t>
+            </w:r>
+          </w:p>
+          <w:p>
+            <w:pPr>
+              <w:spacing w:line="360" w:lineRule="auto" w:before="120" w:after="0"/>
+              <w:pBdr>
+                <w:bottom w:val="single" w:sz="5" w:space="4" w:color="AAAAAA"/>
+              </w:pBdr>
+            </w:pPr>
+            <w:r>
+              <w:rPr>
+                <w:sz w:val="32"/>
+                <w:szCs w:val="32"/>
+              </w:rPr>
+              <w:t xml:space="preserve"> </w:t>
+            </w:r>
+          </w:p>
+          <w:p>
+            <w:pPr>
+              <w:spacing w:line="360" w:lineRule="auto" w:before="120" w:after="0"/>
+              <w:pBdr>
+                <w:bottom w:val="single" w:sz="5" w:space="4" w:color="AAAAAA"/>
+              </w:pBdr>
+            </w:pPr>
+            <w:r>
+              <w:rPr>
+                <w:sz w:val="32"/>
+                <w:szCs w:val="32"/>
+              </w:rPr>
+              <w:t xml:space="preserve"> </w:t>
+            </w:r>
+          </w:p>
+          <w:p>
+            <w:pPr>
+              <w:spacing w:line="360" w:lineRule="auto" w:before="120" w:after="0"/>
+              <w:pBdr>
+                <w:bottom w:val="single" w:sz="5" w:space="4" w:color="AAAAAA"/>
+              </w:pBdr>
+            </w:pPr>
+            <w:r>
+              <w:rPr>
+                <w:sz w:val="32"/>
+                <w:szCs w:val="32"/>
+              </w:rPr>
+              <w:t xml:space="preserve"> </w:t>
+            </w:r>
+          </w:p>
+        </w:tc>
+        <w:tc>
+          <w:tcPr>
+            <w:tcW w:w="4536" w:type="dxa"/>
+            <w:tcBorders>
+              <w:top w:val="single" w:sz="4" w:color="000000"/>
+              <w:left w:val="nil" w:sz="4" w:color="000000"/>
+              <w:bottom w:val="single" w:sz="4" w:color="000000"/>
+              <w:right w:val="single" w:sz="4" w:color="000000"/>
+            </w:tcBorders>
+            <w:tcMar>
+              <w:top w:w="70" w:type="dxa"/>
+              <w:left w:w="110" w:type="dxa"/>
+              <w:bottom w:w="70" w:type="dxa"/>
+              <w:right w:w="110" w:type="dxa"/>
+            </w:tcMar>
+            <w:vAlign w:val="top"/>
+          </w:tcPr>
+          <w:p>
+            <w:pPr>
+              <w:jc w:val="center"/>
+            </w:pPr>
+            <w:r>
+              <w:drawing>
+                <wp:inline xmlns:wp="http://schemas.openxmlformats.org/drawingml/2006/wordprocessingDrawing" distT="0" distB="0" distL="0" distR="0">
+                  <wp:extent cx="2664000" cy="1403040"/>
+                  <wp:docPr id="1" name="Picture 1"/>
+                  <a:graphic xmlns:a="http://schemas.openxmlformats.org/drawingml/2006/main">
+                    <a:graphicData uri="http://schemas.openxmlformats.org/drawingml/2006/picture">
+                      <pic:pic xmlns:pic="http://schemas.openxmlformats.org/drawingml/2006/picture">
+                        <pic:nvPicPr>
+                          <pic:cNvPr id="1" name="Picture 1"/>
+                          <pic:cNvPicPr/>
+                        </pic:nvPicPr>
+                        <pic:blipFill>
+                          <a:blip r:embed="rIdImg1"/>
+                          <a:stretch>
+                            <a:fillRect/>
+                          </a:stretch>
+                        </pic:blipFill>
+                        <pic:spPr>
+                          <a:xfrm>
+                            <a:off x="0" y="0"/>
+                            <a:ext cx="2664000" cy="1403040"/>
+                          </a:xfrm>
+                          <a:prstGeom prst="rect">
+                            <a:avLst/>
+                          </a:prstGeom>
+                        </pic:spPr>
+                      </pic:pic>
+                    </a:graphicData>
+                  </a:graphic>
+                </wp:inline>
+              </w:drawing>
+            </w:r>
+          </w:p>
+          <w:p>
+            <w:pPr>
+              <w:jc w:val="center"/>
+            </w:pPr>
+            <w:r>
+              <w:rPr>
+                <w:rFonts w:ascii="Calibri" w:hAnsi="Calibri" w:eastAsia="微軟正黑體"/>
+                <w:sz w:val="20"/>
+                <w:szCs w:val="20"/>
+              </w:rPr>
+              <w:t xml:space="preserve">圖：y = x²+x−2</w:t>
+            </w:r>
+          </w:p>
+          <w:p>
+            <w:pPr>
+              <w:shd w:val="clear" w:color="auto" w:fill="F0F0F0"/>
+              <w:jc w:val="left"/>
+            </w:pPr>
+            <w:r>
+              <w:rPr>
+                <w:rFonts w:ascii="Calibri" w:hAnsi="Calibri" w:eastAsia="微軟正黑體"/>
+                <w:b/>
+                <w:bCs/>
+                <w:sz w:val="21"/>
+                <w:szCs w:val="21"/>
+              </w:rPr>
+              <w:t xml:space="preserve">四步手順</w:t>
+            </w:r>
+          </w:p>
+          <w:p>
+            <w:pPr>
+              <w:shd w:val="clear" w:color="auto" w:fill="F0F0F0"/>
+              <w:jc w:val="left"/>
+            </w:pPr>
+            <w:r>
+              <w:rPr>
+                <w:rFonts w:ascii="Calibri" w:hAnsi="Calibri" w:eastAsia="微軟正黑體"/>
+                <w:sz w:val="20"/>
+                <w:szCs w:val="20"/>
+              </w:rPr>
+              <w:t xml:space="preserve">① 畫草圖：圖已經畫好</w:t>
+            </w:r>
+          </w:p>
+          <w:p>
+            <w:pPr>
+              <w:shd w:val="clear" w:color="auto" w:fill="F0F0F0"/>
+              <w:jc w:val="left"/>
+            </w:pPr>
+            <w:r>
+              <w:rPr>
+                <w:rFonts w:ascii="Calibri" w:hAnsi="Calibri" w:eastAsia="微軟正黑體"/>
+                <w:sz w:val="20"/>
+                <w:szCs w:val="20"/>
+              </w:rPr>
+              <w:t xml:space="preserve">② 標兩交點：−2 和 1</w:t>
+            </w:r>
+          </w:p>
+          <w:p>
+            <w:pPr>
+              <w:shd w:val="clear" w:color="auto" w:fill="F0F0F0"/>
+              <w:jc w:val="left"/>
+            </w:pPr>
+            <w:r>
+              <w:rPr>
+                <w:rFonts w:ascii="Calibri" w:hAnsi="Calibri" w:eastAsia="微軟正黑體"/>
+                <w:sz w:val="20"/>
+                <w:szCs w:val="20"/>
+              </w:rPr>
+              <w:t xml:space="preserve">③ 看開口：a ＝ 1 ＞ 0，開口向上</w:t>
+            </w:r>
+          </w:p>
+          <w:p>
+            <w:pPr>
+              <w:shd w:val="clear" w:color="auto" w:fill="F0F0F0"/>
+              <w:jc w:val="left"/>
+            </w:pPr>
+            <w:r>
+              <w:rPr>
+                <w:rFonts w:ascii="Calibri" w:hAnsi="Calibri" w:eastAsia="微軟正黑體"/>
+                <w:sz w:val="20"/>
+                <w:szCs w:val="20"/>
+              </w:rPr>
+              <w:t xml:space="preserve">④ 讀區間：要 y ＜ 0，讀 x 軸下方那一段</w:t>
+            </w:r>
+          </w:p>
+        </w:tc>
+      </w:tr>
+    </w:tbl>
+    <w:p>
+      <w:pPr>
+        <w:spacing w:line="360" w:lineRule="auto"/>
+      </w:pPr>
+    </w:p>
+    <w:p>
+      <w:pPr>
+        <w:spacing w:line="360" w:lineRule="auto"/>
+      </w:pPr>
+    </w:p>
+    <w:tbl>
+      <w:tblPr>
+        <w:tblW w:w="11338" w:type="dxa"/>
+        <w:tblBorders>
+          <w:top w:val="single" w:sz="4" w:space="0" w:color="000000"/>
+          <w:left w:val="single" w:sz="4" w:space="0" w:color="000000"/>
+          <w:bottom w:val="single" w:sz="4" w:space="0" w:color="000000"/>
+          <w:right w:val="single" w:sz="4" w:space="0" w:color="000000"/>
+          <w:insideH w:val="single" w:sz="4" w:space="0" w:color="000000"/>
+          <w:insideV w:val="single" w:sz="4" w:space="0" w:color="000000"/>
+        </w:tblBorders>
+        <w:tblLayout w:type="fixed"/>
+      </w:tblPr>
+      <w:tblGrid>
+        <w:gridCol w:w="6802"/>
+        <w:gridCol w:w="4536"/>
+      </w:tblGrid>
+      <w:tr>
+        <w:trPr>
+          <w:cantSplit/>
+        </w:trPr>
+        <w:tc>
+          <w:tcPr>
+            <w:tcW w:w="6802" w:type="dxa"/>
+            <w:tcBorders>
+              <w:top w:val="single" w:sz="4" w:color="000000"/>
+              <w:left w:val="single" w:sz="4" w:color="000000"/>
+              <w:bottom w:val="single" w:sz="4" w:color="000000"/>
+              <w:right w:val="nil" w:sz="4" w:color="000000"/>
+            </w:tcBorders>
+            <w:tcMar>
+              <w:top w:w="70" w:type="dxa"/>
+              <w:left w:w="110" w:type="dxa"/>
+              <w:bottom w:w="70" w:type="dxa"/>
+              <w:right w:w="110" w:type="dxa"/>
+            </w:tcMar>
+            <w:vAlign w:val="top"/>
+          </w:tcPr>
+          <w:p>
+            <w:pPr>
+              <w:spacing w:line="360" w:lineRule="auto" w:after="80"/>
+              <w:jc w:val="left"/>
+            </w:pPr>
+            <w:r>
+              <w:rPr>
+                <w:rFonts w:ascii="Calibri" w:hAnsi="Calibri" w:eastAsia="微軟正黑體"/>
+                <w:sz w:val="24"/>
+                <w:szCs w:val="24"/>
+              </w:rPr>
+              <w:t xml:space="preserve">10．右圖是 </w:t>
+            </w:r>
+            <m:oMath>
+              <m:r>
+                <m:t xml:space="preserve">y</m:t>
+              </m:r>
+              <m:r>
+                <m:t xml:space="preserve">=</m:t>
+              </m:r>
+              <m:sSup>
+                <m:e>
+                  <m:r>
+                    <m:t xml:space="preserve">x</m:t>
+                  </m:r>
+                </m:e>
+                <m:sup>
+                  <m:r>
+                    <m:t xml:space="preserve">2</m:t>
+                  </m:r>
+                </m:sup>
+              </m:sSup>
+              <m:r>
+                <m:t xml:space="preserve">−</m:t>
+              </m:r>
+              <m:r>
+                <m:t xml:space="preserve">5</m:t>
+              </m:r>
+              <m:r>
+                <m:t xml:space="preserve">x</m:t>
+              </m:r>
+              <m:r>
+                <m:t xml:space="preserve">+</m:t>
+              </m:r>
+              <m:r>
+                <m:t xml:space="preserve">4</m:t>
+              </m:r>
+            </m:oMath>
+            <w:r>
+              <w:rPr>
+                <w:rFonts w:ascii="Calibri" w:hAnsi="Calibri" w:eastAsia="微軟正黑體"/>
+                <w:sz w:val="24"/>
+                <w:szCs w:val="24"/>
+              </w:rPr>
+              <w:t xml:space="preserve"> 的草圖，它與 x 軸交於 x ＝ 1 及 x ＝ 4。</w:t>
+            </w:r>
+          </w:p>
+          <w:p>
+            <w:pPr>
+              <w:spacing w:line="360" w:lineRule="auto" w:after="80"/>
+              <w:jc w:val="left"/>
+            </w:pPr>
+            <w:r>
+              <w:rPr>
+                <w:rFonts w:ascii="Calibri" w:hAnsi="Calibri" w:eastAsia="微軟正黑體"/>
+                <w:sz w:val="24"/>
+                <w:szCs w:val="24"/>
+              </w:rPr>
+              <w:t xml:space="preserve">由圖寫出 </w:t>
+            </w:r>
+            <m:oMath>
+              <m:sSup>
+                <m:e>
+                  <m:r>
+                    <m:t xml:space="preserve">x</m:t>
+                  </m:r>
+                </m:e>
+                <m:sup>
+                  <m:r>
+                    <m:t xml:space="preserve">2</m:t>
+                  </m:r>
+                </m:sup>
+              </m:sSup>
+              <m:r>
+                <m:t xml:space="preserve">−</m:t>
+              </m:r>
+              <m:r>
+                <m:t xml:space="preserve">5</m:t>
+              </m:r>
+              <m:r>
+                <m:t xml:space="preserve">x</m:t>
+              </m:r>
+              <m:r>
+                <m:t xml:space="preserve">+</m:t>
+              </m:r>
+              <m:r>
+                <m:t xml:space="preserve">4</m:t>
+              </m:r>
+              <m:r>
+                <m:t xml:space="preserve">&gt;</m:t>
+              </m:r>
+              <m:r>
+                <m:t xml:space="preserve">0</m:t>
+              </m:r>
+            </m:oMath>
+            <w:r>
+              <w:rPr>
+                <w:rFonts w:ascii="Calibri" w:hAnsi="Calibri" w:eastAsia="微軟正黑體"/>
+                <w:sz w:val="24"/>
+                <w:szCs w:val="24"/>
+              </w:rPr>
+              <w:t xml:space="preserve"> 的解集。</w:t>
+            </w:r>
+          </w:p>
+          <w:p>
+            <w:pPr>
+              <w:spacing w:line="360" w:lineRule="auto" w:before="120" w:after="0"/>
+              <w:pBdr>
+                <w:bottom w:val="single" w:sz="5" w:space="4" w:color="AAAAAA"/>
+              </w:pBdr>
+            </w:pPr>
+            <w:r>
+              <w:rPr>
+                <w:sz w:val="32"/>
+                <w:szCs w:val="32"/>
+              </w:rPr>
+              <w:t xml:space="preserve"> </w:t>
+            </w:r>
+          </w:p>
+          <w:p>
+            <w:pPr>
+              <w:spacing w:line="360" w:lineRule="auto" w:before="120" w:after="0"/>
+              <w:pBdr>
+                <w:bottom w:val="single" w:sz="5" w:space="4" w:color="AAAAAA"/>
+              </w:pBdr>
+            </w:pPr>
+            <w:r>
+              <w:rPr>
+                <w:sz w:val="32"/>
+                <w:szCs w:val="32"/>
+              </w:rPr>
+              <w:t xml:space="preserve"> </w:t>
+            </w:r>
+          </w:p>
+          <w:p>
+            <w:pPr>
+              <w:spacing w:line="360" w:lineRule="auto" w:before="120" w:after="0"/>
+              <w:pBdr>
+                <w:bottom w:val="single" w:sz="5" w:space="4" w:color="AAAAAA"/>
+              </w:pBdr>
+            </w:pPr>
+            <w:r>
+              <w:rPr>
+                <w:sz w:val="32"/>
+                <w:szCs w:val="32"/>
+              </w:rPr>
+              <w:t xml:space="preserve"> </w:t>
+            </w:r>
+          </w:p>
+        </w:tc>
+        <w:tc>
+          <w:tcPr>
+            <w:tcW w:w="4536" w:type="dxa"/>
+            <w:tcBorders>
+              <w:top w:val="single" w:sz="4" w:color="000000"/>
+              <w:left w:val="nil" w:sz="4" w:color="000000"/>
+              <w:bottom w:val="single" w:sz="4" w:color="000000"/>
+              <w:right w:val="single" w:sz="4" w:color="000000"/>
+            </w:tcBorders>
+            <w:tcMar>
+              <w:top w:w="70" w:type="dxa"/>
+              <w:left w:w="110" w:type="dxa"/>
+              <w:bottom w:w="70" w:type="dxa"/>
+              <w:right w:w="110" w:type="dxa"/>
+            </w:tcMar>
+            <w:vAlign w:val="top"/>
+          </w:tcPr>
+          <w:p>
+            <w:pPr>
+              <w:jc w:val="center"/>
+            </w:pPr>
+            <w:r>
+              <w:drawing>
+                <wp:inline xmlns:wp="http://schemas.openxmlformats.org/drawingml/2006/wordprocessingDrawing" distT="0" distB="0" distL="0" distR="0">
+                  <wp:extent cx="2664000" cy="1403040"/>
+                  <wp:docPr id="2" name="Picture 2"/>
+                  <a:graphic xmlns:a="http://schemas.openxmlformats.org/drawingml/2006/main">
+                    <a:graphicData uri="http://schemas.openxmlformats.org/drawingml/2006/picture">
+                      <pic:pic xmlns:pic="http://schemas.openxmlformats.org/drawingml/2006/picture">
+                        <pic:nvPicPr>
+                          <pic:cNvPr id="2" name="Picture 2"/>
+                          <pic:cNvPicPr/>
+                        </pic:nvPicPr>
+                        <pic:blipFill>
+                          <a:blip r:embed="rIdImg2"/>
+                          <a:stretch>
+                            <a:fillRect/>
+                          </a:stretch>
+                        </pic:blipFill>
+                        <pic:spPr>
+                          <a:xfrm>
+                            <a:off x="0" y="0"/>
+                            <a:ext cx="2664000" cy="1403040"/>
+                          </a:xfrm>
+                          <a:prstGeom prst="rect">
+                            <a:avLst/>
+                          </a:prstGeom>
+                        </pic:spPr>
+                      </pic:pic>
+                    </a:graphicData>
+                  </a:graphic>
+                </wp:inline>
+              </w:drawing>
+            </w:r>
+          </w:p>
+          <w:p>
+            <w:pPr>
+              <w:jc w:val="center"/>
+            </w:pPr>
+            <w:r>
+              <w:rPr>
+                <w:rFonts w:ascii="Calibri" w:hAnsi="Calibri" w:eastAsia="微軟正黑體"/>
+                <w:sz w:val="20"/>
+                <w:szCs w:val="20"/>
+              </w:rPr>
+              <w:t xml:space="preserve">圖：y = x²−5x+4</w:t>
+            </w:r>
+          </w:p>
+          <w:p>
+            <w:pPr>
+              <w:shd w:val="clear" w:color="auto" w:fill="F0F0F0"/>
+              <w:jc w:val="left"/>
+            </w:pPr>
+            <w:r>
+              <w:rPr>
+                <w:rFonts w:ascii="Calibri" w:hAnsi="Calibri" w:eastAsia="微軟正黑體"/>
+                <w:b/>
+                <w:bCs/>
+                <w:sz w:val="21"/>
+                <w:szCs w:val="21"/>
+              </w:rPr>
+              <w:t xml:space="preserve">四步手順（自己填）</w:t>
+            </w:r>
+          </w:p>
+          <w:p>
+            <w:pPr>
+              <w:shd w:val="clear" w:color="auto" w:fill="F0F0F0"/>
+              <w:jc w:val="left"/>
+            </w:pPr>
+            <w:r>
+              <w:rPr>
+                <w:rFonts w:ascii="Calibri" w:hAnsi="Calibri" w:eastAsia="微軟正黑體"/>
+                <w:sz w:val="20"/>
+                <w:szCs w:val="20"/>
+              </w:rPr>
+              <w:t xml:space="preserve">① 畫草圖：圖已經畫好</w:t>
+            </w:r>
+          </w:p>
+          <w:p>
+            <w:pPr>
+              <w:shd w:val="clear" w:color="auto" w:fill="F0F0F0"/>
+              <w:jc w:val="left"/>
+            </w:pPr>
+            <w:r>
+              <w:rPr>
+                <w:rFonts w:ascii="Calibri" w:hAnsi="Calibri" w:eastAsia="微軟正黑體"/>
+                <w:sz w:val="20"/>
+                <w:szCs w:val="20"/>
+              </w:rPr>
+              <w:t xml:space="preserve">② 標兩交點：＿＿ 和 ＿＿</w:t>
+            </w:r>
+          </w:p>
+          <w:p>
+            <w:pPr>
+              <w:shd w:val="clear" w:color="auto" w:fill="F0F0F0"/>
+              <w:jc w:val="left"/>
+            </w:pPr>
+            <w:r>
+              <w:rPr>
+                <w:rFonts w:ascii="Calibri" w:hAnsi="Calibri" w:eastAsia="微軟正黑體"/>
+                <w:sz w:val="20"/>
+                <w:szCs w:val="20"/>
+              </w:rPr>
+              <w:t xml:space="preserve">③ 看開口：a ＝ ＿＿，開口向＿＿</w:t>
+            </w:r>
+          </w:p>
+          <w:p>
+            <w:pPr>
+              <w:shd w:val="clear" w:color="auto" w:fill="F0F0F0"/>
+              <w:jc w:val="left"/>
+            </w:pPr>
+            <w:r>
+              <w:rPr>
+                <w:rFonts w:ascii="Calibri" w:hAnsi="Calibri" w:eastAsia="微軟正黑體"/>
+                <w:sz w:val="20"/>
+                <w:szCs w:val="20"/>
+              </w:rPr>
+              <w:t xml:space="preserve">④ 讀區間：要 y ＿ 0，讀 x 軸＿＿方</w:t>
+            </w:r>
+          </w:p>
+        </w:tc>
+      </w:tr>
+    </w:tbl>
+    <w:p>
+      <w:pPr>
+        <w:spacing w:line="360" w:lineRule="auto"/>
+      </w:pPr>
+    </w:p>
+    <w:p>
+      <w:pPr>
+        <w:spacing w:line="360" w:lineRule="auto"/>
+      </w:pPr>
+    </w:p>
+    <w:p>
+      <w:pPr>
+        <w:keepNext/>
+        <w:spacing w:line="360" w:lineRule="auto" w:after="80"/>
+        <w:jc w:val="left"/>
+      </w:pPr>
+      <w:r>
+        <w:rPr>
+          <w:rFonts w:ascii="Calibri" w:hAnsi="Calibri" w:eastAsia="微軟正黑體"/>
+          <w:b/>
+          <w:bCs/>
+          <w:sz w:val="28"/>
+          <w:szCs w:val="28"/>
+        </w:rPr>
+        <w:t xml:space="preserve">4-B　由圖讀解集與由式畫圖（★★☆）</w:t>
+      </w:r>
+    </w:p>
+    <w:tbl>
+      <w:tblPr>
+        <w:tblW w:w="11338" w:type="dxa"/>
+        <w:tblBorders>
+          <w:top w:val="single" w:sz="4" w:space="0" w:color="000000"/>
+          <w:left w:val="single" w:sz="4" w:space="0" w:color="000000"/>
+          <w:bottom w:val="single" w:sz="4" w:space="0" w:color="000000"/>
+          <w:right w:val="single" w:sz="4" w:space="0" w:color="000000"/>
+          <w:insideH w:val="single" w:sz="4" w:space="0" w:color="000000"/>
+          <w:insideV w:val="single" w:sz="4" w:space="0" w:color="000000"/>
+        </w:tblBorders>
+        <w:tblLayout w:type="fixed"/>
+      </w:tblPr>
+      <w:tblGrid>
+        <w:gridCol w:w="6802"/>
+        <w:gridCol w:w="4536"/>
+      </w:tblGrid>
+      <w:tr>
+        <w:trPr>
+          <w:cantSplit/>
+        </w:trPr>
+        <w:tc>
+          <w:tcPr>
+            <w:tcW w:w="6802" w:type="dxa"/>
+            <w:tcBorders>
+              <w:top w:val="single" w:sz="4" w:color="000000"/>
+              <w:left w:val="single" w:sz="4" w:color="000000"/>
+              <w:bottom w:val="single" w:sz="4" w:color="000000"/>
+              <w:right w:val="nil" w:sz="4" w:color="000000"/>
+            </w:tcBorders>
+            <w:tcMar>
+              <w:top w:w="70" w:type="dxa"/>
+              <w:left w:w="110" w:type="dxa"/>
+              <w:bottom w:w="70" w:type="dxa"/>
+              <w:right w:w="110" w:type="dxa"/>
+            </w:tcMar>
+            <w:vAlign w:val="top"/>
+          </w:tcPr>
+          <w:p>
+            <w:pPr>
+              <w:spacing w:line="360" w:lineRule="auto" w:after="80"/>
+              <w:jc w:val="left"/>
+            </w:pPr>
+            <w:r>
+              <w:rPr>
+                <w:rFonts w:ascii="Calibri" w:hAnsi="Calibri" w:eastAsia="微軟正黑體"/>
+                <w:sz w:val="24"/>
+                <w:szCs w:val="24"/>
+              </w:rPr>
+              <w:t xml:space="preserve">11．右圖是 </w:t>
+            </w:r>
+            <m:oMath>
+              <m:r>
+                <m:t xml:space="preserve">y</m:t>
+              </m:r>
+              <m:r>
+                <m:t xml:space="preserve">=−</m:t>
+              </m:r>
+              <m:sSup>
+                <m:e>
+                  <m:r>
+                    <m:t xml:space="preserve">x</m:t>
+                  </m:r>
+                </m:e>
+                <m:sup>
+                  <m:r>
+                    <m:t xml:space="preserve">2</m:t>
+                  </m:r>
+                </m:sup>
+              </m:sSup>
+              <m:r>
+                <m:t xml:space="preserve">+</m:t>
+              </m:r>
+              <m:r>
+                <m:t xml:space="preserve">2</m:t>
+              </m:r>
+              <m:r>
+                <m:t xml:space="preserve">x</m:t>
+              </m:r>
+              <m:r>
+                <m:t xml:space="preserve">+</m:t>
+              </m:r>
+              <m:r>
+                <m:t xml:space="preserve">3</m:t>
+              </m:r>
+            </m:oMath>
+            <w:r>
+              <w:rPr>
+                <w:rFonts w:ascii="Calibri" w:hAnsi="Calibri" w:eastAsia="微軟正黑體"/>
+                <w:sz w:val="24"/>
+                <w:szCs w:val="24"/>
+              </w:rPr>
+              <w:t xml:space="preserve"> 的草圖，它與 x 軸交於 x ＝ −1 及 x ＝ 3。</w:t>
+            </w:r>
+          </w:p>
+          <w:p>
+            <w:pPr>
+              <w:spacing w:line="360" w:lineRule="auto" w:after="80"/>
+              <w:jc w:val="left"/>
+            </w:pPr>
+            <w:r>
+              <w:rPr>
+                <w:rFonts w:ascii="Calibri" w:hAnsi="Calibri" w:eastAsia="微軟正黑體"/>
+                <w:sz w:val="24"/>
+                <w:szCs w:val="24"/>
+              </w:rPr>
+              <w:t xml:space="preserve">（1）寫出 </w:t>
+            </w:r>
+            <m:oMath>
+              <m:r>
+                <m:t xml:space="preserve">−</m:t>
+              </m:r>
+              <m:sSup>
+                <m:e>
+                  <m:r>
+                    <m:t xml:space="preserve">x</m:t>
+                  </m:r>
+                </m:e>
+                <m:sup>
+                  <m:r>
+                    <m:t xml:space="preserve">2</m:t>
+                  </m:r>
+                </m:sup>
+              </m:sSup>
+              <m:r>
+                <m:t xml:space="preserve">+</m:t>
+              </m:r>
+              <m:r>
+                <m:t xml:space="preserve">2</m:t>
+              </m:r>
+              <m:r>
+                <m:t xml:space="preserve">x</m:t>
+              </m:r>
+              <m:r>
+                <m:t xml:space="preserve">+</m:t>
+              </m:r>
+              <m:r>
+                <m:t xml:space="preserve">3</m:t>
+              </m:r>
+              <m:r>
+                <m:t xml:space="preserve">&gt;</m:t>
+              </m:r>
+              <m:r>
+                <m:t xml:space="preserve">0</m:t>
+              </m:r>
+            </m:oMath>
+            <w:r>
+              <w:rPr>
+                <w:rFonts w:ascii="Calibri" w:hAnsi="Calibri" w:eastAsia="微軟正黑體"/>
+                <w:sz w:val="24"/>
+                <w:szCs w:val="24"/>
+              </w:rPr>
+              <w:t xml:space="preserve"> 的解集。</w:t>
+            </w:r>
+          </w:p>
+          <w:p>
+            <w:pPr>
+              <w:spacing w:line="360" w:lineRule="auto" w:before="120" w:after="0"/>
+              <w:pBdr>
+                <w:bottom w:val="single" w:sz="5" w:space="4" w:color="AAAAAA"/>
+              </w:pBdr>
+            </w:pPr>
+            <w:r>
+              <w:rPr>
+                <w:sz w:val="32"/>
+                <w:szCs w:val="32"/>
+              </w:rPr>
+              <w:t xml:space="preserve"> </w:t>
+            </w:r>
+          </w:p>
+          <w:p>
+            <w:pPr>
+              <w:spacing w:line="360" w:lineRule="auto" w:before="120" w:after="0"/>
+              <w:pBdr>
+                <w:bottom w:val="single" w:sz="5" w:space="4" w:color="AAAAAA"/>
+              </w:pBdr>
+            </w:pPr>
+            <w:r>
+              <w:rPr>
+                <w:sz w:val="32"/>
+                <w:szCs w:val="32"/>
+              </w:rPr>
+              <w:t xml:space="preserve"> </w:t>
+            </w:r>
+          </w:p>
+          <w:p>
+            <w:pPr>
+              <w:spacing w:line="360" w:lineRule="auto" w:after="80"/>
+              <w:jc w:val="left"/>
+            </w:pPr>
+            <w:r>
+              <w:rPr>
+                <w:rFonts w:ascii="Calibri" w:hAnsi="Calibri" w:eastAsia="微軟正黑體"/>
+                <w:sz w:val="24"/>
+                <w:szCs w:val="24"/>
+              </w:rPr>
+              <w:t xml:space="preserve">（2）寫出 </w:t>
+            </w:r>
+            <m:oMath>
+              <m:r>
+                <m:t xml:space="preserve">−</m:t>
+              </m:r>
+              <m:sSup>
+                <m:e>
+                  <m:r>
+                    <m:t xml:space="preserve">x</m:t>
+                  </m:r>
+                </m:e>
+                <m:sup>
+                  <m:r>
+                    <m:t xml:space="preserve">2</m:t>
+                  </m:r>
+                </m:sup>
+              </m:sSup>
+              <m:r>
+                <m:t xml:space="preserve">+</m:t>
+              </m:r>
+              <m:r>
+                <m:t xml:space="preserve">2</m:t>
+              </m:r>
+              <m:r>
+                <m:t xml:space="preserve">x</m:t>
+              </m:r>
+              <m:r>
+                <m:t xml:space="preserve">+</m:t>
+              </m:r>
+              <m:r>
+                <m:t xml:space="preserve">3</m:t>
+              </m:r>
+              <m:r>
+                <m:t xml:space="preserve">&lt;</m:t>
+              </m:r>
+              <m:r>
+                <m:t xml:space="preserve">0</m:t>
+              </m:r>
+            </m:oMath>
+            <w:r>
+              <w:rPr>
+                <w:rFonts w:ascii="Calibri" w:hAnsi="Calibri" w:eastAsia="微軟正黑體"/>
+                <w:sz w:val="24"/>
+                <w:szCs w:val="24"/>
+              </w:rPr>
+              <w:t xml:space="preserve"> 的解集。</w:t>
+            </w:r>
+          </w:p>
+          <w:p>
+            <w:pPr>
+              <w:spacing w:line="360" w:lineRule="auto" w:before="120" w:after="0"/>
+              <w:pBdr>
+                <w:bottom w:val="single" w:sz="5" w:space="4" w:color="AAAAAA"/>
+              </w:pBdr>
+            </w:pPr>
+            <w:r>
+              <w:rPr>
+                <w:sz w:val="32"/>
+                <w:szCs w:val="32"/>
+              </w:rPr>
+              <w:t xml:space="preserve"> </w:t>
+            </w:r>
+          </w:p>
+          <w:p>
+            <w:pPr>
+              <w:spacing w:line="360" w:lineRule="auto" w:before="120" w:after="0"/>
+              <w:pBdr>
+                <w:bottom w:val="single" w:sz="5" w:space="4" w:color="AAAAAA"/>
+              </w:pBdr>
+            </w:pPr>
+            <w:r>
+              <w:rPr>
+                <w:sz w:val="32"/>
+                <w:szCs w:val="32"/>
+              </w:rPr>
+              <w:t xml:space="preserve"> </w:t>
+            </w:r>
+          </w:p>
+        </w:tc>
+        <w:tc>
+          <w:tcPr>
+            <w:tcW w:w="4536" w:type="dxa"/>
+            <w:tcBorders>
+              <w:top w:val="single" w:sz="4" w:color="000000"/>
+              <w:left w:val="nil" w:sz="4" w:color="000000"/>
+              <w:bottom w:val="single" w:sz="4" w:color="000000"/>
+              <w:right w:val="single" w:sz="4" w:color="000000"/>
+            </w:tcBorders>
+            <w:tcMar>
+              <w:top w:w="70" w:type="dxa"/>
+              <w:left w:w="110" w:type="dxa"/>
+              <w:bottom w:w="70" w:type="dxa"/>
+              <w:right w:w="110" w:type="dxa"/>
+            </w:tcMar>
+            <w:vAlign w:val="top"/>
+          </w:tcPr>
+          <w:p>
+            <w:pPr>
+              <w:jc w:val="center"/>
+            </w:pPr>
+            <w:r>
+              <w:drawing>
+                <wp:inline xmlns:wp="http://schemas.openxmlformats.org/drawingml/2006/wordprocessingDrawing" distT="0" distB="0" distL="0" distR="0">
+                  <wp:extent cx="2664000" cy="1403040"/>
+                  <wp:docPr id="3" name="Picture 3"/>
+                  <a:graphic xmlns:a="http://schemas.openxmlformats.org/drawingml/2006/main">
+                    <a:graphicData uri="http://schemas.openxmlformats.org/drawingml/2006/picture">
+                      <pic:pic xmlns:pic="http://schemas.openxmlformats.org/drawingml/2006/picture">
+                        <pic:nvPicPr>
+                          <pic:cNvPr id="3" name="Picture 3"/>
+                          <pic:cNvPicPr/>
+                        </pic:nvPicPr>
+                        <pic:blipFill>
+                          <a:blip r:embed="rIdImg3"/>
+                          <a:stretch>
+                            <a:fillRect/>
+                          </a:stretch>
+                        </pic:blipFill>
+                        <pic:spPr>
+                          <a:xfrm>
+                            <a:off x="0" y="0"/>
+                            <a:ext cx="2664000" cy="1403040"/>
+                          </a:xfrm>
+                          <a:prstGeom prst="rect">
+                            <a:avLst/>
+                          </a:prstGeom>
+                        </pic:spPr>
+                      </pic:pic>
+                    </a:graphicData>
+                  </a:graphic>
+                </wp:inline>
+              </w:drawing>
+            </w:r>
+          </w:p>
+          <w:p>
+            <w:pPr>
+              <w:jc w:val="center"/>
+            </w:pPr>
+            <w:r>
+              <w:rPr>
+                <w:rFonts w:ascii="Calibri" w:hAnsi="Calibri" w:eastAsia="微軟正黑體"/>
+                <w:sz w:val="20"/>
+                <w:szCs w:val="20"/>
+              </w:rPr>
+              <w:t xml:space="preserve">圖：y = −x²+2x+3</w:t>
+            </w:r>
+          </w:p>
+          <w:p>
+            <w:pPr>
+              <w:shd w:val="clear" w:color="auto" w:fill="F0F0F0"/>
+              <w:jc w:val="left"/>
+            </w:pPr>
+            <w:r>
+              <w:rPr>
+                <w:rFonts w:ascii="Calibri" w:hAnsi="Calibri" w:eastAsia="微軟正黑體"/>
+                <w:b/>
+                <w:bCs/>
+                <w:sz w:val="21"/>
+                <w:szCs w:val="21"/>
+              </w:rPr>
+              <w:t xml:space="preserve">提示</w:t>
+            </w:r>
+          </w:p>
+          <w:p>
+            <w:pPr>
+              <w:shd w:val="clear" w:color="auto" w:fill="F0F0F0"/>
+              <w:jc w:val="left"/>
+            </w:pPr>
+            <w:r>
+              <w:rPr>
+                <w:rFonts w:ascii="Calibri" w:hAnsi="Calibri" w:eastAsia="微軟正黑體"/>
+                <w:sz w:val="20"/>
+                <w:szCs w:val="20"/>
+              </w:rPr>
+              <w:t xml:space="preserve">先看 a 是正還是負</w:t>
+            </w:r>
+          </w:p>
+          <w:p>
+            <w:pPr>
+              <w:shd w:val="clear" w:color="auto" w:fill="F0F0F0"/>
+              <w:jc w:val="left"/>
+            </w:pPr>
+            <w:r>
+              <w:rPr>
+                <w:rFonts w:ascii="Calibri" w:hAnsi="Calibri" w:eastAsia="微軟正黑體"/>
+                <w:sz w:val="20"/>
+                <w:szCs w:val="20"/>
+              </w:rPr>
+              <w:t xml:space="preserve">再決定「取兩邊」還是「取中間」</w:t>
+            </w:r>
+          </w:p>
+        </w:tc>
+      </w:tr>
+    </w:tbl>
+    <w:p>
+      <w:pPr>
+        <w:spacing w:line="360" w:lineRule="auto"/>
+      </w:pPr>
+    </w:p>
+    <w:p>
+      <w:pPr>
+        <w:spacing w:line="360" w:lineRule="auto"/>
+      </w:pPr>
+    </w:p>
+    <w:tbl>
+      <w:tblPr>
+        <w:tblW w:w="11338" w:type="dxa"/>
+        <w:tblBorders>
+          <w:top w:val="single" w:sz="4" w:space="0" w:color="000000"/>
+          <w:left w:val="single" w:sz="4" w:space="0" w:color="000000"/>
+          <w:bottom w:val="single" w:sz="4" w:space="0" w:color="000000"/>
+          <w:right w:val="single" w:sz="4" w:space="0" w:color="000000"/>
+          <w:insideH w:val="single" w:sz="4" w:space="0" w:color="000000"/>
+          <w:insideV w:val="single" w:sz="4" w:space="0" w:color="000000"/>
+        </w:tblBorders>
+        <w:tblLayout w:type="fixed"/>
+      </w:tblPr>
+      <w:tblGrid>
+        <w:gridCol w:w="6802"/>
+        <w:gridCol w:w="4536"/>
+      </w:tblGrid>
+      <w:tr>
+        <w:trPr>
+          <w:cantSplit/>
+        </w:trPr>
+        <w:tc>
+          <w:tcPr>
+            <w:tcW w:w="6802" w:type="dxa"/>
+            <w:tcBorders>
+              <w:top w:val="single" w:sz="4" w:color="000000"/>
+              <w:left w:val="single" w:sz="4" w:color="000000"/>
+              <w:bottom w:val="single" w:sz="4" w:color="000000"/>
+              <w:right w:val="nil" w:sz="4" w:color="000000"/>
+            </w:tcBorders>
+            <w:tcMar>
+              <w:top w:w="70" w:type="dxa"/>
+              <w:left w:w="110" w:type="dxa"/>
+              <w:bottom w:w="70" w:type="dxa"/>
+              <w:right w:w="110" w:type="dxa"/>
+            </w:tcMar>
+            <w:vAlign w:val="top"/>
+          </w:tcPr>
+          <w:p>
+            <w:pPr>
+              <w:spacing w:line="360" w:lineRule="auto" w:after="80"/>
+              <w:jc w:val="left"/>
+            </w:pPr>
+            <w:r>
+              <w:rPr>
+                <w:rFonts w:ascii="Calibri" w:hAnsi="Calibri" w:eastAsia="微軟正黑體"/>
+                <w:sz w:val="24"/>
+                <w:szCs w:val="24"/>
+              </w:rPr>
+              <w:t xml:space="preserve">12．解不等式 </w:t>
+            </w:r>
+            <m:oMath>
+              <m:sSup>
+                <m:e>
+                  <m:r>
+                    <m:t xml:space="preserve">x</m:t>
+                  </m:r>
+                </m:e>
+                <m:sup>
+                  <m:r>
+                    <m:t xml:space="preserve">2</m:t>
+                  </m:r>
+                </m:sup>
+              </m:sSup>
+              <m:r>
+                <m:t xml:space="preserve">−</m:t>
+              </m:r>
+              <m:r>
+                <m:t xml:space="preserve">x</m:t>
+              </m:r>
+              <m:r>
+                <m:t xml:space="preserve">−</m:t>
+              </m:r>
+              <m:r>
+                <m:t xml:space="preserve">6</m:t>
+              </m:r>
+              <m:r>
+                <m:t xml:space="preserve">&gt;</m:t>
+              </m:r>
+              <m:r>
+                <m:t xml:space="preserve">0</m:t>
+              </m:r>
+            </m:oMath>
+            <w:r>
+              <w:rPr>
+                <w:rFonts w:ascii="Calibri" w:hAnsi="Calibri" w:eastAsia="微軟正黑體"/>
+                <w:sz w:val="24"/>
+                <w:szCs w:val="24"/>
+              </w:rPr>
+              <w:t xml:space="preserve">。</w:t>
+            </w:r>
+          </w:p>
+          <w:p>
+            <w:pPr>
+              <w:spacing w:line="360" w:lineRule="auto" w:after="80"/>
+              <w:jc w:val="left"/>
+            </w:pPr>
+            <w:r>
+              <w:rPr>
+                <w:rFonts w:ascii="Calibri" w:hAnsi="Calibri" w:eastAsia="微軟正黑體"/>
+                <w:sz w:val="24"/>
+                <w:szCs w:val="24"/>
+              </w:rPr>
+              <w:t xml:space="preserve">先在右邊的虛線框內畫草圖、標出兩個交點，再讀出解集。</w:t>
+            </w:r>
+          </w:p>
+          <w:p>
+            <w:pPr>
+              <w:spacing w:line="360" w:lineRule="auto" w:before="120" w:after="0"/>
+              <w:pBdr>
+                <w:bottom w:val="single" w:sz="5" w:space="4" w:color="AAAAAA"/>
+              </w:pBdr>
+            </w:pPr>
+            <w:r>
+              <w:rPr>
+                <w:sz w:val="32"/>
+                <w:szCs w:val="32"/>
+              </w:rPr>
+              <w:t xml:space="preserve"> </w:t>
+            </w:r>
+          </w:p>
+          <w:p>
+            <w:pPr>
+              <w:spacing w:line="360" w:lineRule="auto" w:before="120" w:after="0"/>
+              <w:pBdr>
+                <w:bottom w:val="single" w:sz="5" w:space="4" w:color="AAAAAA"/>
+              </w:pBdr>
+            </w:pPr>
+            <w:r>
+              <w:rPr>
+                <w:sz w:val="32"/>
+                <w:szCs w:val="32"/>
+              </w:rPr>
+              <w:t xml:space="preserve"> </w:t>
+            </w:r>
+          </w:p>
+          <w:p>
+            <w:pPr>
+              <w:spacing w:line="360" w:lineRule="auto" w:before="120" w:after="0"/>
+              <w:pBdr>
+                <w:bottom w:val="single" w:sz="5" w:space="4" w:color="AAAAAA"/>
+              </w:pBdr>
+            </w:pPr>
+            <w:r>
+              <w:rPr>
+                <w:sz w:val="32"/>
+                <w:szCs w:val="32"/>
+              </w:rPr>
+              <w:t xml:space="preserve"> </w:t>
+            </w:r>
+          </w:p>
+          <w:p>
+            <w:pPr>
+              <w:spacing w:line="360" w:lineRule="auto" w:before="120" w:after="0"/>
+              <w:pBdr>
+                <w:bottom w:val="single" w:sz="5" w:space="4" w:color="AAAAAA"/>
+              </w:pBdr>
+            </w:pPr>
+            <w:r>
+              <w:rPr>
+                <w:sz w:val="32"/>
+                <w:szCs w:val="32"/>
+              </w:rPr>
+              <w:t xml:space="preserve"> </w:t>
+            </w:r>
+          </w:p>
+          <w:p>
+            <w:pPr>
+              <w:spacing w:line="360" w:lineRule="auto" w:before="120" w:after="0"/>
+              <w:pBdr>
+                <w:bottom w:val="single" w:sz="5" w:space="4" w:color="AAAAAA"/>
+              </w:pBdr>
+            </w:pPr>
+            <w:r>
+              <w:rPr>
+                <w:sz w:val="32"/>
+                <w:szCs w:val="32"/>
+              </w:rPr>
+              <w:t xml:space="preserve"> </w:t>
+            </w:r>
+          </w:p>
+        </w:tc>
+        <w:tc>
+          <w:tcPr>
+            <w:tcW w:w="4536" w:type="dxa"/>
+            <w:tcBorders>
+              <w:top w:val="single" w:sz="4" w:color="000000"/>
+              <w:left w:val="nil" w:sz="4" w:color="000000"/>
+              <w:bottom w:val="single" w:sz="4" w:color="000000"/>
+              <w:right w:val="single" w:sz="4" w:color="000000"/>
+            </w:tcBorders>
+            <w:tcMar>
+              <w:top w:w="70" w:type="dxa"/>
+              <w:left w:w="110" w:type="dxa"/>
+              <w:bottom w:w="70" w:type="dxa"/>
+              <w:right w:w="110" w:type="dxa"/>
+            </w:tcMar>
+            <w:vAlign w:val="top"/>
+          </w:tcPr>
+          <w:p>
+            <w:pPr>
+              <w:jc w:val="center"/>
+            </w:pPr>
+            <w:r>
+              <w:drawing>
+                <wp:inline xmlns:wp="http://schemas.openxmlformats.org/drawingml/2006/wordprocessingDrawing" distT="0" distB="0" distL="0" distR="0">
+                  <wp:extent cx="2664000" cy="1776000"/>
+                  <wp:docPr id="4" name="Picture 4"/>
+                  <a:graphic xmlns:a="http://schemas.openxmlformats.org/drawingml/2006/main">
+                    <a:graphicData uri="http://schemas.openxmlformats.org/drawingml/2006/picture">
+                      <pic:pic xmlns:pic="http://schemas.openxmlformats.org/drawingml/2006/picture">
+                        <pic:nvPicPr>
+                          <pic:cNvPr id="4" name="Picture 4"/>
+                          <pic:cNvPicPr/>
+                        </pic:nvPicPr>
+                        <pic:blipFill>
+                          <a:blip r:embed="rIdImg4"/>
+                          <a:stretch>
+                            <a:fillRect/>
+                          </a:stretch>
+                        </pic:blipFill>
+                        <pic:spPr>
+                          <a:xfrm>
+                            <a:off x="0" y="0"/>
+                            <a:ext cx="2664000" cy="1776000"/>
+                          </a:xfrm>
+                          <a:prstGeom prst="rect">
+                            <a:avLst/>
+                          </a:prstGeom>
+                        </pic:spPr>
+                      </pic:pic>
+                    </a:graphicData>
+                  </a:graphic>
+                </wp:inline>
+              </w:drawing>
+            </w:r>
+          </w:p>
+          <w:p>
+            <w:pPr>
+              <w:jc w:val="center"/>
+            </w:pPr>
+            <w:r>
+              <w:rPr>
+                <w:rFonts w:ascii="Calibri" w:hAnsi="Calibri" w:eastAsia="微軟正黑體"/>
+                <w:sz w:val="20"/>
+                <w:szCs w:val="20"/>
+              </w:rPr>
+              <w:t xml:space="preserve">作圖區</w:t>
+            </w:r>
+          </w:p>
+          <w:p>
+            <w:pPr>
+              <w:shd w:val="clear" w:color="auto" w:fill="F0F0F0"/>
+              <w:jc w:val="left"/>
+            </w:pPr>
+            <w:r>
+              <w:rPr>
+                <w:rFonts w:ascii="Calibri" w:hAnsi="Calibri" w:eastAsia="微軟正黑體"/>
+                <w:b/>
+                <w:bCs/>
+                <w:sz w:val="21"/>
+                <w:szCs w:val="21"/>
+              </w:rPr>
+              <w:t xml:space="preserve">四步</w:t>
+            </w:r>
+          </w:p>
+          <w:p>
+            <w:pPr>
+              <w:shd w:val="clear" w:color="auto" w:fill="F0F0F0"/>
+              <w:jc w:val="left"/>
+            </w:pPr>
+            <w:r>
+              <w:rPr>
+                <w:rFonts w:ascii="Calibri" w:hAnsi="Calibri" w:eastAsia="微軟正黑體"/>
+                <w:sz w:val="20"/>
+                <w:szCs w:val="20"/>
+              </w:rPr>
+              <w:t xml:space="preserve">① 畫草圖　② 標兩交點</w:t>
+            </w:r>
+          </w:p>
+          <w:p>
+            <w:pPr>
+              <w:shd w:val="clear" w:color="auto" w:fill="F0F0F0"/>
+              <w:jc w:val="left"/>
+            </w:pPr>
+            <w:r>
+              <w:rPr>
+                <w:rFonts w:ascii="Calibri" w:hAnsi="Calibri" w:eastAsia="微軟正黑體"/>
+                <w:sz w:val="20"/>
+                <w:szCs w:val="20"/>
+              </w:rPr>
+              <w:t xml:space="preserve">③ 看開口　④ 讀區間</w:t>
+            </w:r>
+          </w:p>
+        </w:tc>
+      </w:tr>
+    </w:tbl>
+    <w:p>
+      <w:pPr>
+        <w:spacing w:line="360" w:lineRule="auto"/>
+      </w:pPr>
+    </w:p>
+    <w:p>
+      <w:pPr>
+        <w:spacing w:line="360" w:lineRule="auto"/>
+      </w:pPr>
+    </w:p>
+    <w:p>
+      <w:pPr>
+        <w:keepNext/>
+        <w:spacing w:line="360" w:lineRule="auto" w:after="80"/>
+        <w:jc w:val="left"/>
+      </w:pPr>
+      <w:r>
+        <w:rPr>
+          <w:rFonts w:ascii="Calibri" w:hAnsi="Calibri" w:eastAsia="微軟正黑體"/>
+          <w:b/>
+          <w:bCs/>
+          <w:sz w:val="28"/>
+          <w:szCs w:val="28"/>
+        </w:rPr>
+        <w:t xml:space="preserve">4-C　由式畫圖再讀解集（★★★）</w:t>
+      </w:r>
+    </w:p>
+    <w:tbl>
+      <w:tblPr>
+        <w:tblW w:w="11338" w:type="dxa"/>
+        <w:tblBorders>
+          <w:top w:val="single" w:sz="4" w:space="0" w:color="000000"/>
+          <w:left w:val="single" w:sz="4" w:space="0" w:color="000000"/>
+          <w:bottom w:val="single" w:sz="4" w:space="0" w:color="000000"/>
+          <w:right w:val="single" w:sz="4" w:space="0" w:color="000000"/>
+          <w:insideH w:val="single" w:sz="4" w:space="0" w:color="000000"/>
+          <w:insideV w:val="single" w:sz="4" w:space="0" w:color="000000"/>
+        </w:tblBorders>
+        <w:tblLayout w:type="fixed"/>
+      </w:tblPr>
+      <w:tblGrid>
+        <w:gridCol w:w="6802"/>
+        <w:gridCol w:w="4536"/>
+      </w:tblGrid>
+      <w:tr>
+        <w:trPr>
+          <w:cantSplit/>
+        </w:trPr>
+        <w:tc>
+          <w:tcPr>
+            <w:tcW w:w="6802" w:type="dxa"/>
+            <w:tcBorders>
+              <w:top w:val="single" w:sz="4" w:color="000000"/>
+              <w:left w:val="single" w:sz="4" w:color="000000"/>
+              <w:bottom w:val="single" w:sz="4" w:color="000000"/>
+              <w:right w:val="nil" w:sz="4" w:color="000000"/>
+            </w:tcBorders>
+            <w:tcMar>
+              <w:top w:w="70" w:type="dxa"/>
+              <w:left w:w="110" w:type="dxa"/>
+              <w:bottom w:w="70" w:type="dxa"/>
+              <w:right w:w="110" w:type="dxa"/>
+            </w:tcMar>
+            <w:vAlign w:val="top"/>
+          </w:tcPr>
+          <w:p>
+            <w:pPr>
+              <w:spacing w:line="360" w:lineRule="auto" w:after="80"/>
+              <w:jc w:val="left"/>
+            </w:pPr>
+            <w:r>
+              <w:rPr>
+                <w:rFonts w:ascii="Calibri" w:hAnsi="Calibri" w:eastAsia="微軟正黑體"/>
+                <w:sz w:val="24"/>
+                <w:szCs w:val="24"/>
+              </w:rPr>
+              <w:t xml:space="preserve">13．解不等式 </w:t>
+            </w:r>
+            <m:oMath>
+              <m:r>
+                <m:t xml:space="preserve">−</m:t>
+              </m:r>
+              <m:sSup>
+                <m:e>
+                  <m:r>
+                    <m:t xml:space="preserve">x</m:t>
+                  </m:r>
+                </m:e>
+                <m:sup>
+                  <m:r>
+                    <m:t xml:space="preserve">2</m:t>
+                  </m:r>
+                </m:sup>
+              </m:sSup>
+              <m:r>
+                <m:t xml:space="preserve">+</m:t>
+              </m:r>
+              <m:r>
+                <m:t xml:space="preserve">4</m:t>
+              </m:r>
+              <m:r>
+                <m:t xml:space="preserve">x</m:t>
+              </m:r>
+              <m:r>
+                <m:t xml:space="preserve">−</m:t>
+              </m:r>
+              <m:r>
+                <m:t xml:space="preserve">3</m:t>
+              </m:r>
+              <m:r>
+                <m:t xml:space="preserve">&gt;</m:t>
+              </m:r>
+              <m:r>
+                <m:t xml:space="preserve">0</m:t>
+              </m:r>
+            </m:oMath>
+            <w:r>
+              <w:rPr>
+                <w:rFonts w:ascii="Calibri" w:hAnsi="Calibri" w:eastAsia="微軟正黑體"/>
+                <w:sz w:val="24"/>
+                <w:szCs w:val="24"/>
+              </w:rPr>
+              <w:t xml:space="preserve">。</w:t>
+            </w:r>
+          </w:p>
+          <w:p>
+            <w:pPr>
+              <w:spacing w:line="360" w:lineRule="auto" w:after="80"/>
+              <w:jc w:val="left"/>
+            </w:pPr>
+            <w:r>
+              <w:rPr>
+                <w:rFonts w:ascii="Calibri" w:hAnsi="Calibri" w:eastAsia="微軟正黑體"/>
+                <w:sz w:val="24"/>
+                <w:szCs w:val="24"/>
+              </w:rPr>
+              <w:t xml:space="preserve">先在右邊的虛線框內畫草圖，再讀出解集；並用一句話說明：開口方向如何決定你讀哪一段。</w:t>
+            </w:r>
+          </w:p>
+          <w:p>
+            <w:pPr>
+              <w:spacing w:line="360" w:lineRule="auto" w:before="120" w:after="0"/>
+              <w:pBdr>
+                <w:bottom w:val="single" w:sz="5" w:space="4" w:color="AAAAAA"/>
+              </w:pBdr>
+            </w:pPr>
+            <w:r>
+              <w:rPr>
+                <w:sz w:val="32"/>
+                <w:szCs w:val="32"/>
+              </w:rPr>
+              <w:t xml:space="preserve"> </w:t>
+            </w:r>
+          </w:p>
+          <w:p>
+            <w:pPr>
+              <w:spacing w:line="360" w:lineRule="auto" w:before="120" w:after="0"/>
+              <w:pBdr>
+                <w:bottom w:val="single" w:sz="5" w:space="4" w:color="AAAAAA"/>
+              </w:pBdr>
+            </w:pPr>
+            <w:r>
+              <w:rPr>
+                <w:sz w:val="32"/>
+                <w:szCs w:val="32"/>
+              </w:rPr>
+              <w:t xml:space="preserve"> </w:t>
+            </w:r>
+          </w:p>
+          <w:p>
+            <w:pPr>
+              <w:spacing w:line="360" w:lineRule="auto" w:before="120" w:after="0"/>
+              <w:pBdr>
+                <w:bottom w:val="single" w:sz="5" w:space="4" w:color="AAAAAA"/>
+              </w:pBdr>
+            </w:pPr>
+            <w:r>
+              <w:rPr>
+                <w:sz w:val="32"/>
+                <w:szCs w:val="32"/>
+              </w:rPr>
+              <w:t xml:space="preserve"> </w:t>
+            </w:r>
+          </w:p>
+          <w:p>
+            <w:pPr>
+              <w:spacing w:line="360" w:lineRule="auto" w:before="120" w:after="0"/>
+              <w:pBdr>
+                <w:bottom w:val="single" w:sz="5" w:space="4" w:color="AAAAAA"/>
+              </w:pBdr>
+            </w:pPr>
+            <w:r>
+              <w:rPr>
+                <w:sz w:val="32"/>
+                <w:szCs w:val="32"/>
+              </w:rPr>
+              <w:t xml:space="preserve"> </w:t>
+            </w:r>
+          </w:p>
+          <w:p>
+            <w:pPr>
+              <w:spacing w:line="360" w:lineRule="auto" w:before="120" w:after="0"/>
+              <w:pBdr>
+                <w:bottom w:val="single" w:sz="5" w:space="4" w:color="AAAAAA"/>
+              </w:pBdr>
+            </w:pPr>
+            <w:r>
+              <w:rPr>
+                <w:sz w:val="32"/>
+                <w:szCs w:val="32"/>
+              </w:rPr>
+              <w:t xml:space="preserve"> </w:t>
+            </w:r>
+          </w:p>
+          <w:p>
+            <w:pPr>
+              <w:spacing w:line="360" w:lineRule="auto" w:before="120" w:after="0"/>
+              <w:pBdr>
+                <w:bottom w:val="single" w:sz="5" w:space="4" w:color="AAAAAA"/>
+              </w:pBdr>
+            </w:pPr>
+            <w:r>
+              <w:rPr>
+                <w:sz w:val="32"/>
+                <w:szCs w:val="32"/>
+              </w:rPr>
+              <w:t xml:space="preserve"> </w:t>
+            </w:r>
+          </w:p>
+        </w:tc>
+        <w:tc>
+          <w:tcPr>
+            <w:tcW w:w="4536" w:type="dxa"/>
+            <w:tcBorders>
+              <w:top w:val="single" w:sz="4" w:color="000000"/>
+              <w:left w:val="nil" w:sz="4" w:color="000000"/>
+              <w:bottom w:val="single" w:sz="4" w:color="000000"/>
+              <w:right w:val="single" w:sz="4" w:color="000000"/>
+            </w:tcBorders>
+            <w:tcMar>
+              <w:top w:w="70" w:type="dxa"/>
+              <w:left w:w="110" w:type="dxa"/>
+              <w:bottom w:w="70" w:type="dxa"/>
+              <w:right w:w="110" w:type="dxa"/>
+            </w:tcMar>
+            <w:vAlign w:val="top"/>
+          </w:tcPr>
+          <w:p>
+            <w:pPr>
+              <w:jc w:val="center"/>
+            </w:pPr>
+            <w:r>
+              <w:drawing>
+                <wp:inline xmlns:wp="http://schemas.openxmlformats.org/drawingml/2006/wordprocessingDrawing" distT="0" distB="0" distL="0" distR="0">
+                  <wp:extent cx="2664000" cy="1776000"/>
+                  <wp:docPr id="5" name="Picture 5"/>
+                  <a:graphic xmlns:a="http://schemas.openxmlformats.org/drawingml/2006/main">
+                    <a:graphicData uri="http://schemas.openxmlformats.org/drawingml/2006/picture">
+                      <pic:pic xmlns:pic="http://schemas.openxmlformats.org/drawingml/2006/picture">
+                        <pic:nvPicPr>
+                          <pic:cNvPr id="5" name="Picture 5"/>
+                          <pic:cNvPicPr/>
+                        </pic:nvPicPr>
+                        <pic:blipFill>
+                          <a:blip r:embed="rIdImg5"/>
+                          <a:stretch>
+                            <a:fillRect/>
+                          </a:stretch>
+                        </pic:blipFill>
+                        <pic:spPr>
+                          <a:xfrm>
+                            <a:off x="0" y="0"/>
+                            <a:ext cx="2664000" cy="1776000"/>
+                          </a:xfrm>
+                          <a:prstGeom prst="rect">
+                            <a:avLst/>
+                          </a:prstGeom>
+                        </pic:spPr>
+                      </pic:pic>
+                    </a:graphicData>
+                  </a:graphic>
+                </wp:inline>
+              </w:drawing>
+            </w:r>
+          </w:p>
+          <w:p>
+            <w:pPr>
+              <w:jc w:val="center"/>
+            </w:pPr>
+            <w:r>
+              <w:rPr>
+                <w:rFonts w:ascii="Calibri" w:hAnsi="Calibri" w:eastAsia="微軟正黑體"/>
+                <w:sz w:val="20"/>
+                <w:szCs w:val="20"/>
+              </w:rPr>
+              <w:t xml:space="preserve">作圖區</w:t>
+            </w:r>
+          </w:p>
+        </w:tc>
+      </w:tr>
+    </w:tbl>
+    <w:p>
+      <w:pPr>
+        <w:spacing w:line="360" w:lineRule="auto"/>
+      </w:pPr>
+    </w:p>
+    <w:p>
+      <w:pPr>
         <w:spacing w:line="360" w:lineRule="auto"/>
       </w:pPr>
       <w:r>
@@ -1829,6 +3599,328 @@
           <w:szCs w:val="24"/>
         </w:rPr>
         <w:t xml:space="preserve"> → a=1。所以 a=1，c=−1。</w:t>
+      </w:r>
+    </w:p>
+    <w:p>
+      <w:pPr>
+        <w:keepNext/>
+        <w:spacing w:line="360" w:lineRule="auto" w:after="80"/>
+        <w:jc w:val="left"/>
+      </w:pPr>
+      <w:r>
+        <w:rPr>
+          <w:rFonts w:ascii="Calibri" w:hAnsi="Calibri" w:eastAsia="微軟正黑體"/>
+          <w:b/>
+          <w:bCs/>
+          <w:sz w:val="28"/>
+          <w:szCs w:val="28"/>
+        </w:rPr>
+        <w:t xml:space="preserve">圖像法解一元二次不等式（第 9～13 題）</w:t>
+      </w:r>
+    </w:p>
+    <w:p>
+      <w:pPr>
+        <w:spacing w:line="360" w:lineRule="auto" w:after="80"/>
+        <w:jc w:val="left"/>
+      </w:pPr>
+      <w:r>
+        <w:rPr>
+          <w:rFonts w:ascii="Calibri" w:hAnsi="Calibri" w:eastAsia="微軟正黑體"/>
+          <w:sz w:val="24"/>
+          <w:szCs w:val="24"/>
+        </w:rPr>
+        <w:t xml:space="preserve">9．−2 ＜ x ＜ 1　（a ＝ 1 ＞ 0 開口向上，要 y ＜ 0 → 取兩根之間）</w:t>
+      </w:r>
+    </w:p>
+    <w:p>
+      <w:pPr>
+        <w:spacing w:line="360" w:lineRule="auto" w:after="80"/>
+        <w:jc w:val="left"/>
+      </w:pPr>
+      <w:r>
+        <w:rPr>
+          <w:rFonts w:ascii="Calibri" w:hAnsi="Calibri" w:eastAsia="微軟正黑體"/>
+          <w:sz w:val="24"/>
+          <w:szCs w:val="24"/>
+        </w:rPr>
+        <w:t xml:space="preserve">10．x ＜ 1 或 x ＞ 4　（開口向上，要 y ＞ 0 → 取兩根之外）</w:t>
+      </w:r>
+    </w:p>
+    <w:p>
+      <w:pPr>
+        <w:spacing w:line="360" w:lineRule="auto" w:after="80"/>
+        <w:jc w:val="left"/>
+      </w:pPr>
+      <w:r>
+        <w:rPr>
+          <w:rFonts w:ascii="Calibri" w:hAnsi="Calibri" w:eastAsia="微軟正黑體"/>
+          <w:sz w:val="24"/>
+          <w:szCs w:val="24"/>
+        </w:rPr>
+        <w:t xml:space="preserve">11．(1) −1 ＜ x ＜ 3　(2) x ＜ −1 或 x ＞ 3　（a ＝ −1 ＜ 0 開口向下，讀法與開口向上剛好相反）</w:t>
+      </w:r>
+    </w:p>
+    <w:p>
+      <w:pPr>
+        <w:spacing w:line="360" w:lineRule="auto" w:after="80"/>
+        <w:jc w:val="left"/>
+      </w:pPr>
+      <w:r>
+        <w:rPr>
+          <w:rFonts w:ascii="Calibri" w:hAnsi="Calibri" w:eastAsia="微軟正黑體"/>
+          <w:sz w:val="24"/>
+          <w:szCs w:val="24"/>
+        </w:rPr>
+        <w:t xml:space="preserve">12．</w:t>
+      </w:r>
+      <m:oMath>
+        <m:sSup>
+          <m:e>
+            <m:r>
+              <m:t xml:space="preserve">x</m:t>
+            </m:r>
+          </m:e>
+          <m:sup>
+            <m:r>
+              <m:t xml:space="preserve">2</m:t>
+            </m:r>
+          </m:sup>
+        </m:sSup>
+        <m:r>
+          <m:t xml:space="preserve">−</m:t>
+        </m:r>
+        <m:r>
+          <m:t xml:space="preserve">x</m:t>
+        </m:r>
+        <m:r>
+          <m:t xml:space="preserve">−</m:t>
+        </m:r>
+        <m:r>
+          <m:t xml:space="preserve">6</m:t>
+        </m:r>
+        <m:r>
+          <m:t xml:space="preserve">=</m:t>
+        </m:r>
+        <m:r>
+          <m:t xml:space="preserve">0</m:t>
+        </m:r>
+      </m:oMath>
+      <w:r>
+        <w:rPr>
+          <w:rFonts w:ascii="Calibri" w:hAnsi="Calibri" w:eastAsia="微軟正黑體"/>
+          <w:sz w:val="24"/>
+          <w:szCs w:val="24"/>
+        </w:rPr>
+        <w:t xml:space="preserve"> → </w:t>
+      </w:r>
+      <m:oMath>
+        <m:r>
+          <m:t xml:space="preserve">(</m:t>
+        </m:r>
+        <m:r>
+          <m:t xml:space="preserve">x</m:t>
+        </m:r>
+        <m:r>
+          <m:t xml:space="preserve">−</m:t>
+        </m:r>
+        <m:r>
+          <m:t xml:space="preserve">3</m:t>
+        </m:r>
+        <m:r>
+          <m:t xml:space="preserve">)</m:t>
+        </m:r>
+        <m:r>
+          <m:t xml:space="preserve">(</m:t>
+        </m:r>
+        <m:r>
+          <m:t xml:space="preserve">x</m:t>
+        </m:r>
+        <m:r>
+          <m:t xml:space="preserve">+</m:t>
+        </m:r>
+        <m:r>
+          <m:t xml:space="preserve">2</m:t>
+        </m:r>
+        <m:r>
+          <m:t xml:space="preserve">)</m:t>
+        </m:r>
+        <m:r>
+          <m:t xml:space="preserve">=</m:t>
+        </m:r>
+        <m:r>
+          <m:t xml:space="preserve">0</m:t>
+        </m:r>
+      </m:oMath>
+      <w:r>
+        <w:rPr>
+          <w:rFonts w:ascii="Calibri" w:hAnsi="Calibri" w:eastAsia="微軟正黑體"/>
+          <w:sz w:val="24"/>
+          <w:szCs w:val="24"/>
+        </w:rPr>
+        <w:t xml:space="preserve"> → 兩根 −2、3；a ＝ 1 ＞ 0 開口向上，要 y ＞ 0 取兩根之外 → 解集 x ＜ −2 或 x ＞ 3。</w:t>
+      </w:r>
+    </w:p>
+    <w:p>
+      <w:pPr>
+        <w:spacing w:line="360" w:lineRule="auto" w:after="80"/>
+        <w:jc w:val="left"/>
+      </w:pPr>
+      <w:r>
+        <w:rPr>
+          <w:rFonts w:ascii="Calibri" w:hAnsi="Calibri" w:eastAsia="微軟正黑體"/>
+          <w:sz w:val="24"/>
+          <w:szCs w:val="24"/>
+        </w:rPr>
+        <w:t xml:space="preserve">13．</w:t>
+      </w:r>
+      <m:oMath>
+        <m:r>
+          <m:t xml:space="preserve">−</m:t>
+        </m:r>
+        <m:sSup>
+          <m:e>
+            <m:r>
+              <m:t xml:space="preserve">x</m:t>
+            </m:r>
+          </m:e>
+          <m:sup>
+            <m:r>
+              <m:t xml:space="preserve">2</m:t>
+            </m:r>
+          </m:sup>
+        </m:sSup>
+        <m:r>
+          <m:t xml:space="preserve">+</m:t>
+        </m:r>
+        <m:r>
+          <m:t xml:space="preserve">4</m:t>
+        </m:r>
+        <m:r>
+          <m:t xml:space="preserve">x</m:t>
+        </m:r>
+        <m:r>
+          <m:t xml:space="preserve">−</m:t>
+        </m:r>
+        <m:r>
+          <m:t xml:space="preserve">3</m:t>
+        </m:r>
+        <m:r>
+          <m:t xml:space="preserve">=</m:t>
+        </m:r>
+        <m:r>
+          <m:t xml:space="preserve">0</m:t>
+        </m:r>
+      </m:oMath>
+      <w:r>
+        <w:rPr>
+          <w:rFonts w:ascii="Calibri" w:hAnsi="Calibri" w:eastAsia="微軟正黑體"/>
+          <w:sz w:val="24"/>
+          <w:szCs w:val="24"/>
+        </w:rPr>
+        <w:t xml:space="preserve"> → 兩邊乘 −1 得 </w:t>
+      </w:r>
+      <m:oMath>
+        <m:sSup>
+          <m:e>
+            <m:r>
+              <m:t xml:space="preserve">x</m:t>
+            </m:r>
+          </m:e>
+          <m:sup>
+            <m:r>
+              <m:t xml:space="preserve">2</m:t>
+            </m:r>
+          </m:sup>
+        </m:sSup>
+        <m:r>
+          <m:t xml:space="preserve">−</m:t>
+        </m:r>
+        <m:r>
+          <m:t xml:space="preserve">4</m:t>
+        </m:r>
+        <m:r>
+          <m:t xml:space="preserve">x</m:t>
+        </m:r>
+        <m:r>
+          <m:t xml:space="preserve">+</m:t>
+        </m:r>
+        <m:r>
+          <m:t xml:space="preserve">3</m:t>
+        </m:r>
+        <m:r>
+          <m:t xml:space="preserve">=</m:t>
+        </m:r>
+        <m:r>
+          <m:t xml:space="preserve">0</m:t>
+        </m:r>
+      </m:oMath>
+      <w:r>
+        <w:rPr>
+          <w:rFonts w:ascii="Calibri" w:hAnsi="Calibri" w:eastAsia="微軟正黑體"/>
+          <w:sz w:val="24"/>
+          <w:szCs w:val="24"/>
+        </w:rPr>
+        <w:t xml:space="preserve"> → </w:t>
+      </w:r>
+      <m:oMath>
+        <m:r>
+          <m:t xml:space="preserve">(</m:t>
+        </m:r>
+        <m:r>
+          <m:t xml:space="preserve">x</m:t>
+        </m:r>
+        <m:r>
+          <m:t xml:space="preserve">−</m:t>
+        </m:r>
+        <m:r>
+          <m:t xml:space="preserve">1</m:t>
+        </m:r>
+        <m:r>
+          <m:t xml:space="preserve">)</m:t>
+        </m:r>
+        <m:r>
+          <m:t xml:space="preserve">(</m:t>
+        </m:r>
+        <m:r>
+          <m:t xml:space="preserve">x</m:t>
+        </m:r>
+        <m:r>
+          <m:t xml:space="preserve">−</m:t>
+        </m:r>
+        <m:r>
+          <m:t xml:space="preserve">3</m:t>
+        </m:r>
+        <m:r>
+          <m:t xml:space="preserve">)</m:t>
+        </m:r>
+        <m:r>
+          <m:t xml:space="preserve">=</m:t>
+        </m:r>
+        <m:r>
+          <m:t xml:space="preserve">0</m:t>
+        </m:r>
+      </m:oMath>
+      <w:r>
+        <w:rPr>
+          <w:rFonts w:ascii="Calibri" w:hAnsi="Calibri" w:eastAsia="微軟正黑體"/>
+          <w:sz w:val="24"/>
+          <w:szCs w:val="24"/>
+        </w:rPr>
+        <w:t xml:space="preserve"> → 兩根 1、3；a ＝ −1 ＜ 0 開口向下，圖在 x 軸上方的只有兩根之間那一段 → 解集 1 ＜ x ＜ 3。</w:t>
+      </w:r>
+    </w:p>
+    <w:p>
+      <w:pPr>
+        <w:spacing w:line="360" w:lineRule="auto" w:after="80"/>
+        <w:jc w:val="left"/>
+      </w:pPr>
+      <w:r>
+        <w:rPr>
+          <w:rFonts w:ascii="Calibri" w:hAnsi="Calibri" w:eastAsia="微軟正黑體"/>
+          <w:sz w:val="24"/>
+          <w:szCs w:val="24"/>
+        </w:rPr>
+        <w:t xml:space="preserve">　說明句參考：開口向下時拋物線只有中間一段升到 x 軸上方，所以 ＞ 0 取中間；開口向上則相反。</w:t>
       </w:r>
     </w:p>
     <w:sectPr>

--- a/抽離教學_數學/初三數學/融合班講義練習/06_二次函數與方程及應用/練習_二次函數與方程及應用_融合版.docx
+++ b/抽離教學_數學/初三數學/融合班講義練習/06_二次函數與方程及應用/練習_二次函數與方程及應用_融合版.docx
@@ -3483,33 +3483,87 @@
       </w:r>
       <m:oMath>
         <m:r>
-          <m:t xml:space="preserve">y=</m:t>
-        </m:r>
-        <m:d>
-          <m:dPr>
-            <m:begChr m:val="("/>
-            <m:endChr m:val=")"/>
-          </m:dPr>
-          <m:e>
-            <m:r>
-              <m:t xml:space="preserve">x−1</m:t>
-            </m:r>
-          </m:e>
-        </m:d>
-        <m:d>
-          <m:dPr>
-            <m:begChr m:val="("/>
-            <m:endChr m:val=")"/>
-          </m:dPr>
-          <m:e>
-            <m:r>
-              <m:t xml:space="preserve">x+3</m:t>
-            </m:r>
-          </m:e>
-        </m:d>
-        <m:r>
-          <m:t xml:space="preserve">=</m:t>
-        </m:r>
+          <m:t xml:space="preserve">(</m:t>
+        </m:r>
+        <m:r>
+          <m:t xml:space="preserve">1</m:t>
+        </m:r>
+        <m:r>
+          <m:t xml:space="preserve">,</m:t>
+        </m:r>
+        <m:r>
+          <m:t xml:space="preserve">0</m:t>
+        </m:r>
+        <m:r>
+          <m:t xml:space="preserve">)</m:t>
+        </m:r>
+      </m:oMath>
+      <w:r>
+        <w:rPr>
+          <w:rFonts w:ascii="Calibri" w:hAnsi="Calibri" w:eastAsia="微軟正黑體"/>
+          <w:sz w:val="24"/>
+          <w:szCs w:val="24"/>
+        </w:rPr>
+        <w:t xml:space="preserve">、</w:t>
+      </w:r>
+      <m:oMath>
+        <m:r>
+          <m:t xml:space="preserve">(</m:t>
+        </m:r>
+        <m:r>
+          <m:t xml:space="preserve">−</m:t>
+        </m:r>
+        <m:r>
+          <m:t xml:space="preserve">3</m:t>
+        </m:r>
+        <m:r>
+          <m:t xml:space="preserve">,</m:t>
+        </m:r>
+        <m:r>
+          <m:t xml:space="preserve">0</m:t>
+        </m:r>
+        <m:r>
+          <m:t xml:space="preserve">)</m:t>
+        </m:r>
+      </m:oMath>
+      <w:r>
+        <w:rPr>
+          <w:rFonts w:ascii="Calibri" w:hAnsi="Calibri" w:eastAsia="微軟正黑體"/>
+          <w:sz w:val="24"/>
+          <w:szCs w:val="24"/>
+        </w:rPr>
+        <w:t xml:space="preserve"> 是拋物線與 x 軸的交點，即 </w:t>
+      </w:r>
+      <m:oMath>
+        <m:r>
+          <m:t xml:space="preserve">1</m:t>
+        </m:r>
+      </m:oMath>
+      <w:r>
+        <w:rPr>
+          <w:rFonts w:ascii="Calibri" w:hAnsi="Calibri" w:eastAsia="微軟正黑體"/>
+          <w:sz w:val="24"/>
+          <w:szCs w:val="24"/>
+        </w:rPr>
+        <w:t xml:space="preserve">、</w:t>
+      </w:r>
+      <m:oMath>
+        <m:r>
+          <m:t xml:space="preserve">−</m:t>
+        </m:r>
+        <m:r>
+          <m:t xml:space="preserve">3</m:t>
+        </m:r>
+      </m:oMath>
+      <w:r>
+        <w:rPr>
+          <w:rFonts w:ascii="Calibri" w:hAnsi="Calibri" w:eastAsia="微軟正黑體"/>
+          <w:sz w:val="24"/>
+          <w:szCs w:val="24"/>
+        </w:rPr>
+        <w:t xml:space="preserve"> 是方程 </w:t>
+      </w:r>
+      <m:oMath>
         <m:sSup>
           <m:e>
             <m:r>
@@ -3523,7 +3577,25 @@
           </m:sup>
         </m:sSup>
         <m:r>
-          <m:t xml:space="preserve">+2x−3</m:t>
+          <m:t xml:space="preserve">+</m:t>
+        </m:r>
+        <m:r>
+          <m:t xml:space="preserve">b</m:t>
+        </m:r>
+        <m:r>
+          <m:t xml:space="preserve">x</m:t>
+        </m:r>
+        <m:r>
+          <m:t xml:space="preserve">+</m:t>
+        </m:r>
+        <m:r>
+          <m:t xml:space="preserve">c</m:t>
+        </m:r>
+        <m:r>
+          <m:t xml:space="preserve">=</m:t>
+        </m:r>
+        <m:r>
+          <m:t xml:space="preserve">0</m:t>
         </m:r>
       </m:oMath>
       <w:r>
@@ -3532,7 +3604,275 @@
           <w:sz w:val="24"/>
           <w:szCs w:val="24"/>
         </w:rPr>
-        <w:t xml:space="preserve">，b=2，c=−3；頂點 (−1, −4)。</w:t>
+        <w:t xml:space="preserve"> 的兩根。兩根和 </w:t>
+      </w:r>
+      <m:oMath>
+        <m:r>
+          <m:t xml:space="preserve">1</m:t>
+        </m:r>
+        <m:r>
+          <m:t xml:space="preserve">+</m:t>
+        </m:r>
+        <m:r>
+          <m:t xml:space="preserve">(</m:t>
+        </m:r>
+        <m:r>
+          <m:t xml:space="preserve">−</m:t>
+        </m:r>
+        <m:r>
+          <m:t xml:space="preserve">3</m:t>
+        </m:r>
+        <m:r>
+          <m:t xml:space="preserve">)</m:t>
+        </m:r>
+        <m:r>
+          <m:t xml:space="preserve">=−</m:t>
+        </m:r>
+        <m:r>
+          <m:t xml:space="preserve">2</m:t>
+        </m:r>
+        <m:r>
+          <m:t xml:space="preserve">=−</m:t>
+        </m:r>
+        <m:r>
+          <m:t xml:space="preserve">b</m:t>
+        </m:r>
+      </m:oMath>
+      <w:r>
+        <w:rPr>
+          <w:rFonts w:ascii="Calibri" w:hAnsi="Calibri" w:eastAsia="微軟正黑體"/>
+          <w:sz w:val="24"/>
+          <w:szCs w:val="24"/>
+        </w:rPr>
+        <w:t xml:space="preserve">，得 </w:t>
+      </w:r>
+      <m:oMath>
+        <m:r>
+          <m:t xml:space="preserve">b</m:t>
+        </m:r>
+        <m:r>
+          <m:t xml:space="preserve">=</m:t>
+        </m:r>
+        <m:r>
+          <m:t xml:space="preserve">2</m:t>
+        </m:r>
+      </m:oMath>
+      <w:r>
+        <w:rPr>
+          <w:rFonts w:ascii="Calibri" w:hAnsi="Calibri" w:eastAsia="微軟正黑體"/>
+          <w:sz w:val="24"/>
+          <w:szCs w:val="24"/>
+        </w:rPr>
+        <w:t xml:space="preserve">；兩根積 </w:t>
+      </w:r>
+      <m:oMath>
+        <m:r>
+          <m:t xml:space="preserve">1</m:t>
+        </m:r>
+        <m:r>
+          <m:t xml:space="preserve">×</m:t>
+        </m:r>
+        <m:r>
+          <m:t xml:space="preserve">(</m:t>
+        </m:r>
+        <m:r>
+          <m:t xml:space="preserve">−</m:t>
+        </m:r>
+        <m:r>
+          <m:t xml:space="preserve">3</m:t>
+        </m:r>
+        <m:r>
+          <m:t xml:space="preserve">)</m:t>
+        </m:r>
+        <m:r>
+          <m:t xml:space="preserve">=−</m:t>
+        </m:r>
+        <m:r>
+          <m:t xml:space="preserve">3</m:t>
+        </m:r>
+        <m:r>
+          <m:t xml:space="preserve">=</m:t>
+        </m:r>
+        <m:r>
+          <m:t xml:space="preserve">c</m:t>
+        </m:r>
+      </m:oMath>
+      <w:r>
+        <w:rPr>
+          <w:rFonts w:ascii="Calibri" w:hAnsi="Calibri" w:eastAsia="微軟正黑體"/>
+          <w:sz w:val="24"/>
+          <w:szCs w:val="24"/>
+        </w:rPr>
+        <w:t xml:space="preserve">，得 </w:t>
+      </w:r>
+      <m:oMath>
+        <m:r>
+          <m:t xml:space="preserve">c</m:t>
+        </m:r>
+        <m:r>
+          <m:t xml:space="preserve">=−</m:t>
+        </m:r>
+        <m:r>
+          <m:t xml:space="preserve">3</m:t>
+        </m:r>
+      </m:oMath>
+      <w:r>
+        <w:rPr>
+          <w:rFonts w:ascii="Calibri" w:hAnsi="Calibri" w:eastAsia="微軟正黑體"/>
+          <w:sz w:val="24"/>
+          <w:szCs w:val="24"/>
+        </w:rPr>
+        <w:t xml:space="preserve">。頂點：</w:t>
+      </w:r>
+      <m:oMath>
+        <m:r>
+          <m:t xml:space="preserve">x</m:t>
+        </m:r>
+        <m:r>
+          <m:t xml:space="preserve">=−</m:t>
+        </m:r>
+        <m:f>
+          <m:num>
+            <m:r>
+              <m:t xml:space="preserve">b</m:t>
+            </m:r>
+          </m:num>
+          <m:den>
+            <m:r>
+              <m:t xml:space="preserve">2</m:t>
+            </m:r>
+          </m:den>
+        </m:f>
+        <m:r>
+          <m:t xml:space="preserve">=−</m:t>
+        </m:r>
+        <m:f>
+          <m:num>
+            <m:r>
+              <m:t xml:space="preserve">2</m:t>
+            </m:r>
+          </m:num>
+          <m:den>
+            <m:r>
+              <m:t xml:space="preserve">2</m:t>
+            </m:r>
+          </m:den>
+        </m:f>
+        <m:r>
+          <m:t xml:space="preserve">=−</m:t>
+        </m:r>
+        <m:r>
+          <m:t xml:space="preserve">1</m:t>
+        </m:r>
+      </m:oMath>
+      <w:r>
+        <w:rPr>
+          <w:rFonts w:ascii="Calibri" w:hAnsi="Calibri" w:eastAsia="微軟正黑體"/>
+          <w:sz w:val="24"/>
+          <w:szCs w:val="24"/>
+        </w:rPr>
+        <w:t xml:space="preserve">，</w:t>
+      </w:r>
+      <m:oMath>
+        <m:r>
+          <m:t xml:space="preserve">y</m:t>
+        </m:r>
+        <m:r>
+          <m:t xml:space="preserve">=</m:t>
+        </m:r>
+        <m:sSup>
+          <m:e>
+            <m:r>
+              <m:t xml:space="preserve">(</m:t>
+            </m:r>
+            <m:r>
+              <m:t xml:space="preserve">−</m:t>
+            </m:r>
+            <m:r>
+              <m:t xml:space="preserve">1</m:t>
+            </m:r>
+            <m:r>
+              <m:t xml:space="preserve">)</m:t>
+            </m:r>
+          </m:e>
+          <m:sup>
+            <m:r>
+              <m:t xml:space="preserve">2</m:t>
+            </m:r>
+          </m:sup>
+        </m:sSup>
+        <m:r>
+          <m:t xml:space="preserve">+</m:t>
+        </m:r>
+        <m:r>
+          <m:t xml:space="preserve">2</m:t>
+        </m:r>
+        <m:r>
+          <m:t xml:space="preserve">×</m:t>
+        </m:r>
+        <m:r>
+          <m:t xml:space="preserve">(</m:t>
+        </m:r>
+        <m:r>
+          <m:t xml:space="preserve">−</m:t>
+        </m:r>
+        <m:r>
+          <m:t xml:space="preserve">1</m:t>
+        </m:r>
+        <m:r>
+          <m:t xml:space="preserve">)</m:t>
+        </m:r>
+        <m:r>
+          <m:t xml:space="preserve">−</m:t>
+        </m:r>
+        <m:r>
+          <m:t xml:space="preserve">3</m:t>
+        </m:r>
+        <m:r>
+          <m:t xml:space="preserve">=−</m:t>
+        </m:r>
+        <m:r>
+          <m:t xml:space="preserve">4</m:t>
+        </m:r>
+      </m:oMath>
+      <w:r>
+        <w:rPr>
+          <w:rFonts w:ascii="Calibri" w:hAnsi="Calibri" w:eastAsia="微軟正黑體"/>
+          <w:sz w:val="24"/>
+          <w:szCs w:val="24"/>
+        </w:rPr>
+        <w:t xml:space="preserve">；頂點 </w:t>
+      </w:r>
+      <m:oMath>
+        <m:r>
+          <m:t xml:space="preserve">(</m:t>
+        </m:r>
+        <m:r>
+          <m:t xml:space="preserve">−</m:t>
+        </m:r>
+        <m:r>
+          <m:t xml:space="preserve">1</m:t>
+        </m:r>
+        <m:r>
+          <m:t xml:space="preserve">,</m:t>
+        </m:r>
+        <m:r>
+          <m:t xml:space="preserve">−</m:t>
+        </m:r>
+        <m:r>
+          <m:t xml:space="preserve">4</m:t>
+        </m:r>
+        <m:r>
+          <m:t xml:space="preserve">)</m:t>
+        </m:r>
+      </m:oMath>
+      <w:r>
+        <w:rPr>
+          <w:rFonts w:ascii="Calibri" w:hAnsi="Calibri" w:eastAsia="微軟正黑體"/>
+          <w:sz w:val="24"/>
+          <w:szCs w:val="24"/>
+        </w:rPr>
+        <w:t xml:space="preserve">。</w:t>
       </w:r>
     </w:p>
     <w:p>
@@ -3546,35 +3886,294 @@
           <w:sz w:val="24"/>
           <w:szCs w:val="24"/>
         </w:rPr>
-        <w:t xml:space="preserve">8．過 (0, −1) → c=−1；最小值 </w:t>
+        <w:t xml:space="preserve">8．圖像過 </w:t>
       </w:r>
       <m:oMath>
         <m:r>
-          <m:t xml:space="preserve">c−</m:t>
+          <m:t xml:space="preserve">(</m:t>
+        </m:r>
+        <m:r>
+          <m:t xml:space="preserve">0</m:t>
+        </m:r>
+        <m:r>
+          <m:t xml:space="preserve">,</m:t>
+        </m:r>
+        <m:r>
+          <m:t xml:space="preserve">−</m:t>
+        </m:r>
+        <m:r>
+          <m:t xml:space="preserve">1</m:t>
+        </m:r>
+        <m:r>
+          <m:t xml:space="preserve">)</m:t>
+        </m:r>
+      </m:oMath>
+      <w:r>
+        <w:rPr>
+          <w:rFonts w:ascii="Calibri" w:hAnsi="Calibri" w:eastAsia="微軟正黑體"/>
+          <w:sz w:val="24"/>
+          <w:szCs w:val="24"/>
+        </w:rPr>
+        <w:t xml:space="preserve">：</w:t>
+      </w:r>
+      <m:oMath>
+        <m:r>
+          <m:t xml:space="preserve">x</m:t>
+        </m:r>
+        <m:r>
+          <m:t xml:space="preserve">=</m:t>
+        </m:r>
+        <m:r>
+          <m:t xml:space="preserve">0</m:t>
+        </m:r>
+      </m:oMath>
+      <w:r>
+        <w:rPr>
+          <w:rFonts w:ascii="Calibri" w:hAnsi="Calibri" w:eastAsia="微軟正黑體"/>
+          <w:sz w:val="24"/>
+          <w:szCs w:val="24"/>
+        </w:rPr>
+        <w:t xml:space="preserve"> 時 </w:t>
+      </w:r>
+      <m:oMath>
+        <m:r>
+          <m:t xml:space="preserve">y</m:t>
+        </m:r>
+        <m:r>
+          <m:t xml:space="preserve">=</m:t>
+        </m:r>
+        <m:r>
+          <m:t xml:space="preserve">c</m:t>
+        </m:r>
+      </m:oMath>
+      <w:r>
+        <w:rPr>
+          <w:rFonts w:ascii="Calibri" w:hAnsi="Calibri" w:eastAsia="微軟正黑體"/>
+          <w:sz w:val="24"/>
+          <w:szCs w:val="24"/>
+        </w:rPr>
+        <w:t xml:space="preserve">，得 </w:t>
+      </w:r>
+      <m:oMath>
+        <m:r>
+          <m:t xml:space="preserve">c</m:t>
+        </m:r>
+        <m:r>
+          <m:t xml:space="preserve">=−</m:t>
+        </m:r>
+        <m:r>
+          <m:t xml:space="preserve">1</m:t>
+        </m:r>
+      </m:oMath>
+      <w:r>
+        <w:rPr>
+          <w:rFonts w:ascii="Calibri" w:hAnsi="Calibri" w:eastAsia="微軟正黑體"/>
+          <w:sz w:val="24"/>
+          <w:szCs w:val="24"/>
+        </w:rPr>
+        <w:t xml:space="preserve">。配方：</w:t>
+      </w:r>
+      <m:oMath>
+        <m:r>
+          <m:t xml:space="preserve">y</m:t>
+        </m:r>
+        <m:r>
+          <m:t xml:space="preserve">=</m:t>
+        </m:r>
+        <m:r>
+          <m:t xml:space="preserve">a</m:t>
+        </m:r>
+        <m:sSup>
+          <m:e>
+            <m:r>
+              <m:t xml:space="preserve">x</m:t>
+            </m:r>
+          </m:e>
+          <m:sup>
+            <m:r>
+              <m:t xml:space="preserve">2</m:t>
+            </m:r>
+          </m:sup>
+        </m:sSup>
+        <m:r>
+          <m:t xml:space="preserve">−</m:t>
+        </m:r>
+        <m:r>
+          <m:t xml:space="preserve">4</m:t>
+        </m:r>
+        <m:r>
+          <m:t xml:space="preserve">x</m:t>
+        </m:r>
+        <m:r>
+          <m:t xml:space="preserve">+</m:t>
+        </m:r>
+        <m:r>
+          <m:t xml:space="preserve">c</m:t>
+        </m:r>
+        <m:r>
+          <m:t xml:space="preserve">=</m:t>
+        </m:r>
+        <m:r>
+          <m:t xml:space="preserve">a</m:t>
+        </m:r>
+        <m:r>
+          <m:t xml:space="preserve">(</m:t>
+        </m:r>
+        <m:sSup>
+          <m:e>
+            <m:r>
+              <m:t xml:space="preserve">x</m:t>
+            </m:r>
+          </m:e>
+          <m:sup>
+            <m:r>
+              <m:t xml:space="preserve">2</m:t>
+            </m:r>
+          </m:sup>
+        </m:sSup>
+        <m:r>
+          <m:t xml:space="preserve">−</m:t>
+        </m:r>
+        <m:r>
+          <m:t xml:space="preserve">(</m:t>
         </m:r>
         <m:f>
           <m:num>
-            <m:sSup>
-              <m:e>
-                <m:r>
-                  <m:t xml:space="preserve">b</m:t>
-                </m:r>
-              </m:e>
-              <m:sup>
+            <m:r>
+              <m:t xml:space="preserve">4</m:t>
+            </m:r>
+          </m:num>
+          <m:den>
+            <m:r>
+              <m:t xml:space="preserve">a</m:t>
+            </m:r>
+          </m:den>
+        </m:f>
+        <m:r>
+          <m:t xml:space="preserve">)</m:t>
+        </m:r>
+        <m:r>
+          <m:t xml:space="preserve">x</m:t>
+        </m:r>
+        <m:r>
+          <m:t xml:space="preserve">)</m:t>
+        </m:r>
+        <m:r>
+          <m:t xml:space="preserve">+</m:t>
+        </m:r>
+        <m:r>
+          <m:t xml:space="preserve">c</m:t>
+        </m:r>
+      </m:oMath>
+      <w:r>
+        <w:rPr>
+          <w:rFonts w:ascii="Calibri" w:hAnsi="Calibri" w:eastAsia="微軟正黑體"/>
+          <w:sz w:val="24"/>
+          <w:szCs w:val="24"/>
+        </w:rPr>
+        <w:t xml:space="preserve">，繼續配方得 </w:t>
+      </w:r>
+      <m:oMath>
+        <m:r>
+          <m:t xml:space="preserve">y</m:t>
+        </m:r>
+        <m:r>
+          <m:t xml:space="preserve">=</m:t>
+        </m:r>
+        <m:r>
+          <m:t xml:space="preserve">a</m:t>
+        </m:r>
+        <m:sSup>
+          <m:e>
+            <m:r>
+              <m:t xml:space="preserve">(</m:t>
+            </m:r>
+            <m:r>
+              <m:t xml:space="preserve">x</m:t>
+            </m:r>
+            <m:r>
+              <m:t xml:space="preserve">−</m:t>
+            </m:r>
+            <m:f>
+              <m:num>
                 <m:r>
                   <m:t xml:space="preserve">2</m:t>
                 </m:r>
-              </m:sup>
-            </m:sSup>
+              </m:num>
+              <m:den>
+                <m:r>
+                  <m:t xml:space="preserve">a</m:t>
+                </m:r>
+              </m:den>
+            </m:f>
+            <m:r>
+              <m:t xml:space="preserve">)</m:t>
+            </m:r>
+          </m:e>
+          <m:sup>
+            <m:r>
+              <m:t xml:space="preserve">2</m:t>
+            </m:r>
+          </m:sup>
+        </m:sSup>
+        <m:r>
+          <m:t xml:space="preserve">−</m:t>
+        </m:r>
+        <m:f>
+          <m:num>
+            <m:r>
+              <m:t xml:space="preserve">4</m:t>
+            </m:r>
           </m:num>
           <m:den>
             <m:r>
-              <m:t xml:space="preserve">4a</m:t>
+              <m:t xml:space="preserve">a</m:t>
             </m:r>
           </m:den>
         </m:f>
         <m:r>
-          <m:t xml:space="preserve">=−1−</m:t>
+          <m:t xml:space="preserve">+</m:t>
+        </m:r>
+        <m:r>
+          <m:t xml:space="preserve">c</m:t>
+        </m:r>
+      </m:oMath>
+      <w:r>
+        <w:rPr>
+          <w:rFonts w:ascii="Calibri" w:hAnsi="Calibri" w:eastAsia="微軟正黑體"/>
+          <w:sz w:val="24"/>
+          <w:szCs w:val="24"/>
+        </w:rPr>
+        <w:t xml:space="preserve">；</w:t>
+      </w:r>
+      <m:oMath>
+        <m:r>
+          <m:t xml:space="preserve">a</m:t>
+        </m:r>
+        <m:r>
+          <m:t xml:space="preserve">&gt;</m:t>
+        </m:r>
+        <m:r>
+          <m:t xml:space="preserve">0</m:t>
+        </m:r>
+      </m:oMath>
+      <w:r>
+        <w:rPr>
+          <w:rFonts w:ascii="Calibri" w:hAnsi="Calibri" w:eastAsia="微軟正黑體"/>
+          <w:sz w:val="24"/>
+          <w:szCs w:val="24"/>
+        </w:rPr>
+        <w:t xml:space="preserve"> 時頂點即最小值，最小值 </w:t>
+      </w:r>
+      <m:oMath>
+        <m:r>
+          <m:t xml:space="preserve">=</m:t>
+        </m:r>
+        <m:r>
+          <m:t xml:space="preserve">c</m:t>
+        </m:r>
+        <m:r>
+          <m:t xml:space="preserve">−</m:t>
         </m:r>
         <m:f>
           <m:num>
@@ -3588,9 +4187,6 @@
             </m:r>
           </m:den>
         </m:f>
-        <m:r>
-          <m:t xml:space="preserve">=−5</m:t>
-        </m:r>
       </m:oMath>
       <w:r>
         <w:rPr>
@@ -3598,7 +4194,330 @@
           <w:sz w:val="24"/>
           <w:szCs w:val="24"/>
         </w:rPr>
-        <w:t xml:space="preserve"> → a=1。所以 a=1，c=−1。</w:t>
+        <w:t xml:space="preserve">。代入已知：</w:t>
+      </w:r>
+      <m:oMath>
+        <m:r>
+          <m:t xml:space="preserve">c</m:t>
+        </m:r>
+        <m:r>
+          <m:t xml:space="preserve">−</m:t>
+        </m:r>
+        <m:f>
+          <m:num>
+            <m:r>
+              <m:t xml:space="preserve">4</m:t>
+            </m:r>
+          </m:num>
+          <m:den>
+            <m:r>
+              <m:t xml:space="preserve">a</m:t>
+            </m:r>
+          </m:den>
+        </m:f>
+        <m:r>
+          <m:t xml:space="preserve">=−</m:t>
+        </m:r>
+        <m:r>
+          <m:t xml:space="preserve">1</m:t>
+        </m:r>
+        <m:r>
+          <m:t xml:space="preserve">−</m:t>
+        </m:r>
+        <m:f>
+          <m:num>
+            <m:r>
+              <m:t xml:space="preserve">4</m:t>
+            </m:r>
+          </m:num>
+          <m:den>
+            <m:r>
+              <m:t xml:space="preserve">a</m:t>
+            </m:r>
+          </m:den>
+        </m:f>
+        <m:r>
+          <m:t xml:space="preserve">=−</m:t>
+        </m:r>
+        <m:r>
+          <m:t xml:space="preserve">5</m:t>
+        </m:r>
+      </m:oMath>
+      <w:r>
+        <w:rPr>
+          <w:rFonts w:ascii="Calibri" w:hAnsi="Calibri" w:eastAsia="微軟正黑體"/>
+          <w:sz w:val="24"/>
+          <w:szCs w:val="24"/>
+        </w:rPr>
+        <w:t xml:space="preserve">，得 </w:t>
+      </w:r>
+      <m:oMath>
+        <m:r>
+          <m:t xml:space="preserve">−</m:t>
+        </m:r>
+        <m:f>
+          <m:num>
+            <m:r>
+              <m:t xml:space="preserve">4</m:t>
+            </m:r>
+          </m:num>
+          <m:den>
+            <m:r>
+              <m:t xml:space="preserve">a</m:t>
+            </m:r>
+          </m:den>
+        </m:f>
+        <m:r>
+          <m:t xml:space="preserve">=−</m:t>
+        </m:r>
+        <m:r>
+          <m:t xml:space="preserve">4</m:t>
+        </m:r>
+      </m:oMath>
+      <w:r>
+        <w:rPr>
+          <w:rFonts w:ascii="Calibri" w:hAnsi="Calibri" w:eastAsia="微軟正黑體"/>
+          <w:sz w:val="24"/>
+          <w:szCs w:val="24"/>
+        </w:rPr>
+        <w:t xml:space="preserve">，即 </w:t>
+      </w:r>
+      <m:oMath>
+        <m:r>
+          <m:t xml:space="preserve">a</m:t>
+        </m:r>
+        <m:r>
+          <m:t xml:space="preserve">=</m:t>
+        </m:r>
+        <m:r>
+          <m:t xml:space="preserve">1</m:t>
+        </m:r>
+      </m:oMath>
+      <w:r>
+        <w:rPr>
+          <w:rFonts w:ascii="Calibri" w:hAnsi="Calibri" w:eastAsia="微軟正黑體"/>
+          <w:sz w:val="24"/>
+          <w:szCs w:val="24"/>
+        </w:rPr>
+        <w:t xml:space="preserve">。驗算：</w:t>
+      </w:r>
+      <m:oMath>
+        <m:r>
+          <m:t xml:space="preserve">a</m:t>
+        </m:r>
+        <m:r>
+          <m:t xml:space="preserve">=</m:t>
+        </m:r>
+        <m:r>
+          <m:t xml:space="preserve">1</m:t>
+        </m:r>
+      </m:oMath>
+      <w:r>
+        <w:rPr>
+          <w:rFonts w:ascii="Calibri" w:hAnsi="Calibri" w:eastAsia="微軟正黑體"/>
+          <w:sz w:val="24"/>
+          <w:szCs w:val="24"/>
+        </w:rPr>
+        <w:t xml:space="preserve">、</w:t>
+      </w:r>
+      <m:oMath>
+        <m:r>
+          <m:t xml:space="preserve">c</m:t>
+        </m:r>
+        <m:r>
+          <m:t xml:space="preserve">=−</m:t>
+        </m:r>
+        <m:r>
+          <m:t xml:space="preserve">1</m:t>
+        </m:r>
+      </m:oMath>
+      <w:r>
+        <w:rPr>
+          <w:rFonts w:ascii="Calibri" w:hAnsi="Calibri" w:eastAsia="微軟正黑體"/>
+          <w:sz w:val="24"/>
+          <w:szCs w:val="24"/>
+        </w:rPr>
+        <w:t xml:space="preserve"> 時 </w:t>
+      </w:r>
+      <m:oMath>
+        <m:r>
+          <m:t xml:space="preserve">y</m:t>
+        </m:r>
+        <m:r>
+          <m:t xml:space="preserve">=</m:t>
+        </m:r>
+        <m:sSup>
+          <m:e>
+            <m:r>
+              <m:t xml:space="preserve">x</m:t>
+            </m:r>
+          </m:e>
+          <m:sup>
+            <m:r>
+              <m:t xml:space="preserve">2</m:t>
+            </m:r>
+          </m:sup>
+        </m:sSup>
+        <m:r>
+          <m:t xml:space="preserve">−</m:t>
+        </m:r>
+        <m:r>
+          <m:t xml:space="preserve">4</m:t>
+        </m:r>
+        <m:r>
+          <m:t xml:space="preserve">x</m:t>
+        </m:r>
+        <m:r>
+          <m:t xml:space="preserve">−</m:t>
+        </m:r>
+        <m:r>
+          <m:t xml:space="preserve">1</m:t>
+        </m:r>
+        <m:r>
+          <m:t xml:space="preserve">=</m:t>
+        </m:r>
+        <m:sSup>
+          <m:e>
+            <m:r>
+              <m:t xml:space="preserve">(</m:t>
+            </m:r>
+            <m:r>
+              <m:t xml:space="preserve">x</m:t>
+            </m:r>
+            <m:r>
+              <m:t xml:space="preserve">−</m:t>
+            </m:r>
+            <m:r>
+              <m:t xml:space="preserve">2</m:t>
+            </m:r>
+            <m:r>
+              <m:t xml:space="preserve">)</m:t>
+            </m:r>
+          </m:e>
+          <m:sup>
+            <m:r>
+              <m:t xml:space="preserve">2</m:t>
+            </m:r>
+          </m:sup>
+        </m:sSup>
+        <m:r>
+          <m:t xml:space="preserve">−</m:t>
+        </m:r>
+        <m:r>
+          <m:t xml:space="preserve">5</m:t>
+        </m:r>
+      </m:oMath>
+      <w:r>
+        <w:rPr>
+          <w:rFonts w:ascii="Calibri" w:hAnsi="Calibri" w:eastAsia="微軟正黑體"/>
+          <w:sz w:val="24"/>
+          <w:szCs w:val="24"/>
+        </w:rPr>
+        <w:t xml:space="preserve">，頂點 </w:t>
+      </w:r>
+      <m:oMath>
+        <m:r>
+          <m:t xml:space="preserve">(</m:t>
+        </m:r>
+        <m:r>
+          <m:t xml:space="preserve">2</m:t>
+        </m:r>
+        <m:r>
+          <m:t xml:space="preserve">,</m:t>
+        </m:r>
+        <m:r>
+          <m:t xml:space="preserve">−</m:t>
+        </m:r>
+        <m:r>
+          <m:t xml:space="preserve">5</m:t>
+        </m:r>
+        <m:r>
+          <m:t xml:space="preserve">)</m:t>
+        </m:r>
+      </m:oMath>
+      <w:r>
+        <w:rPr>
+          <w:rFonts w:ascii="Calibri" w:hAnsi="Calibri" w:eastAsia="微軟正黑體"/>
+          <w:sz w:val="24"/>
+          <w:szCs w:val="24"/>
+        </w:rPr>
+        <w:t xml:space="preserve">，且 </w:t>
+      </w:r>
+      <m:oMath>
+        <m:r>
+          <m:t xml:space="preserve">x</m:t>
+        </m:r>
+        <m:r>
+          <m:t xml:space="preserve">=</m:t>
+        </m:r>
+        <m:r>
+          <m:t xml:space="preserve">0</m:t>
+        </m:r>
+      </m:oMath>
+      <w:r>
+        <w:rPr>
+          <w:rFonts w:ascii="Calibri" w:hAnsi="Calibri" w:eastAsia="微軟正黑體"/>
+          <w:sz w:val="24"/>
+          <w:szCs w:val="24"/>
+        </w:rPr>
+        <w:t xml:space="preserve"> 時 </w:t>
+      </w:r>
+      <m:oMath>
+        <m:r>
+          <m:t xml:space="preserve">y</m:t>
+        </m:r>
+        <m:r>
+          <m:t xml:space="preserve">=−</m:t>
+        </m:r>
+        <m:r>
+          <m:t xml:space="preserve">1</m:t>
+        </m:r>
+      </m:oMath>
+      <w:r>
+        <w:rPr>
+          <w:rFonts w:ascii="Calibri" w:hAnsi="Calibri" w:eastAsia="微軟正黑體"/>
+          <w:sz w:val="24"/>
+          <w:szCs w:val="24"/>
+        </w:rPr>
+        <w:t xml:space="preserve">，與題目條件相符。所以 </w:t>
+      </w:r>
+      <m:oMath>
+        <m:r>
+          <m:t xml:space="preserve">a</m:t>
+        </m:r>
+        <m:r>
+          <m:t xml:space="preserve">=</m:t>
+        </m:r>
+        <m:r>
+          <m:t xml:space="preserve">1</m:t>
+        </m:r>
+      </m:oMath>
+      <w:r>
+        <w:rPr>
+          <w:rFonts w:ascii="Calibri" w:hAnsi="Calibri" w:eastAsia="微軟正黑體"/>
+          <w:sz w:val="24"/>
+          <w:szCs w:val="24"/>
+        </w:rPr>
+        <w:t xml:space="preserve">，</w:t>
+      </w:r>
+      <m:oMath>
+        <m:r>
+          <m:t xml:space="preserve">c</m:t>
+        </m:r>
+        <m:r>
+          <m:t xml:space="preserve">=−</m:t>
+        </m:r>
+        <m:r>
+          <m:t xml:space="preserve">1</m:t>
+        </m:r>
+      </m:oMath>
+      <w:r>
+        <w:rPr>
+          <w:rFonts w:ascii="Calibri" w:hAnsi="Calibri" w:eastAsia="微軟正黑體"/>
+          <w:sz w:val="24"/>
+          <w:szCs w:val="24"/>
+        </w:rPr>
+        <w:t xml:space="preserve">。</w:t>
       </w:r>
     </w:p>
     <w:p>
